--- a/docs/studyguides/introtodataanalysis.docx
+++ b/docs/studyguides/introtodataanalysis.docx
@@ -58,17 +58,7 @@
           <w:b/>
           <w:bCs/>
         </w:rPr>
-        <w:t xml:space="preserve">data</w:t>
-      </w:r>
-      <w:r>
-        <w:t xml:space="preserve"> </w:t>
-      </w:r>
-      <w:r>
-        <w:rPr>
-          <w:b/>
-          <w:bCs/>
-        </w:rPr>
-        <w:t xml:space="preserve">analysis</w:t>
+        <w:t xml:space="preserve">data analysis</w:t>
       </w:r>
       <w:r>
         <w:t xml:space="preserve">, which is the process of inspecting and transforming data in order to extract useful insights.</w:t>
@@ -79,25 +69,7 @@
         <w:pStyle w:val="BodyText"/>
       </w:pPr>
       <w:r>
-        <w:t xml:space="preserve">This guide introduces you to data analysis. First, a distinction will be made between descriptive statistics and inferential statistics. Then on the descriptive statistics side, you will learn about measures of central tendency and dispersion, alongside data visualization. On the other hand, the inferential statistics section will include hypothesis testing, statistical relationships, and confidence intervals. It will also cover PMFs, PDFs, and CDFs.</w:t>
-      </w:r>
-    </w:p>
-    <w:bookmarkEnd w:id="20"/>
-    <w:bookmarkStart w:id="21" w:name="what-do-you-want-to-do"/>
-    <w:p>
-      <w:pPr>
-        <w:pStyle w:val="Heading1"/>
-      </w:pPr>
-      <w:r>
-        <w:t xml:space="preserve">What do you want to do?</w:t>
-      </w:r>
-    </w:p>
-    <w:p>
-      <w:pPr>
-        <w:pStyle w:val="FirstParagraph"/>
-      </w:pPr>
-      <w:r>
-        <w:t xml:space="preserve">If you want to summarize or describe a set of data, then you need techniques from</w:t>
+        <w:t xml:space="preserve">This guide introduces you to data analysis. First, a distinction will be made between how to present, transform, interpret data (known as</w:t>
       </w:r>
       <w:r>
         <w:t xml:space="preserve"> </w:t>
@@ -110,27 +82,7 @@
         <w:t xml:space="preserve">descriptive statistics</w:t>
       </w:r>
       <w:r>
-        <w:t xml:space="preserve">. For example, what is the</w:t>
-      </w:r>
-      <w:r>
-        <w:t xml:space="preserve"> </w:t>
-      </w:r>
-      <w:r>
-        <w:t xml:space="preserve">“middle value”</w:t>
-      </w:r>
-      <w:r>
-        <w:t xml:space="preserve"> </w:t>
-      </w:r>
-      <w:r>
-        <w:t xml:space="preserve">of the data, how spread out is the data, and what does the data look like in visual form? There are several techniques you can use to answer such questions, which will be explored further in this guide.</w:t>
-      </w:r>
-    </w:p>
-    <w:p>
-      <w:pPr>
-        <w:pStyle w:val="BodyText"/>
-      </w:pPr>
-      <w:r>
-        <w:t xml:space="preserve">Before explaining</w:t>
+        <w:t xml:space="preserve">), and how to draw conclusions from data (known as</w:t>
       </w:r>
       <w:r>
         <w:t xml:space="preserve"> </w:t>
@@ -143,6 +95,114 @@
         <w:t xml:space="preserve">inferential statistics</w:t>
       </w:r>
       <w:r>
+        <w:t xml:space="preserve">). On the descriptive statistics side, you will learn about measures of central tendency and dispersion, alongside data visualization. On the other hand, the inferential statistics section will introduce hypothesis testing, statistical relationships, and confidence intervals. It will also cover PMFs, PDFs, and CDFs.</w:t>
+      </w:r>
+    </w:p>
+    <w:bookmarkEnd w:id="20"/>
+    <w:bookmarkStart w:id="21" w:name="what-do-you-want-to-do"/>
+    <w:p>
+      <w:pPr>
+        <w:pStyle w:val="Heading1"/>
+      </w:pPr>
+      <w:r>
+        <w:t xml:space="preserve">What do you want to do?</w:t>
+      </w:r>
+    </w:p>
+    <w:p>
+      <w:pPr>
+        <w:pStyle w:val="FirstParagraph"/>
+      </w:pPr>
+      <w:r>
+        <w:t xml:space="preserve">If you want to summarize or describe a set of data, then you need techniques from</w:t>
+      </w:r>
+      <w:r>
+        <w:t xml:space="preserve"> </w:t>
+      </w:r>
+      <w:r>
+        <w:rPr>
+          <w:b/>
+          <w:bCs/>
+        </w:rPr>
+        <w:t xml:space="preserve">descriptive statistics</w:t>
+      </w:r>
+      <w:r>
+        <w:t xml:space="preserve">. For example, you could ask questons like:</w:t>
+      </w:r>
+    </w:p>
+    <w:p>
+      <w:pPr>
+        <w:pStyle w:val="Compact"/>
+        <w:numPr>
+          <w:ilvl w:val="0"/>
+          <w:numId w:val="1001"/>
+        </w:numPr>
+      </w:pPr>
+      <w:r>
+        <w:t xml:space="preserve">what is the</w:t>
+      </w:r>
+      <w:r>
+        <w:t xml:space="preserve"> </w:t>
+      </w:r>
+      <w:r>
+        <w:t xml:space="preserve">“middle value”</w:t>
+      </w:r>
+      <w:r>
+        <w:t xml:space="preserve"> </w:t>
+      </w:r>
+      <w:r>
+        <w:t xml:space="preserve">of the data?</w:t>
+      </w:r>
+    </w:p>
+    <w:p>
+      <w:pPr>
+        <w:pStyle w:val="Compact"/>
+        <w:numPr>
+          <w:ilvl w:val="0"/>
+          <w:numId w:val="1001"/>
+        </w:numPr>
+      </w:pPr>
+      <w:r>
+        <w:t xml:space="preserve">how spread out is the data?</w:t>
+      </w:r>
+    </w:p>
+    <w:p>
+      <w:pPr>
+        <w:pStyle w:val="Compact"/>
+        <w:numPr>
+          <w:ilvl w:val="0"/>
+          <w:numId w:val="1001"/>
+        </w:numPr>
+      </w:pPr>
+      <w:r>
+        <w:t xml:space="preserve">what does the data look like in visual form, and what is the best way tou can do this.</w:t>
+      </w:r>
+    </w:p>
+    <w:p>
+      <w:pPr>
+        <w:pStyle w:val="FirstParagraph"/>
+      </w:pPr>
+      <w:r>
+        <w:t xml:space="preserve">There are several techniques you can use to answer such questions, which will be explored further in this guide.</w:t>
+      </w:r>
+    </w:p>
+    <w:p>
+      <w:pPr>
+        <w:pStyle w:val="BodyText"/>
+      </w:pPr>
+      <w:r>
+        <w:t xml:space="preserve">If you want to draw statistical conclusions using</w:t>
+      </w:r>
+      <w:r>
+        <w:t xml:space="preserve"> </w:t>
+      </w:r>
+      <w:r>
+        <w:rPr>
+          <w:b/>
+          <w:bCs/>
+        </w:rPr>
+        <w:t xml:space="preserve">inferential statistics</w:t>
+      </w:r>
+      <w:r>
         <w:t xml:space="preserve">, it is useful to establish what a</w:t>
       </w:r>
       <w:r>
@@ -191,7 +251,7 @@
         <w:t xml:space="preserve"> </w:t>
       </w:r>
       <w:r>
-        <w:t xml:space="preserve">is the totality of a group you want to study. Unfortunately, a population often contains too many individuals, so it is often inconvenient or sometimes even impossible to study every individual. Because of this, a</w:t>
+        <w:t xml:space="preserve">is the entirety of a group you want to study. Unfortunately, a population often contains too many individuals, so it is often inconvenient or sometimes even impossible to study every individual. Because of this, a</w:t>
       </w:r>
       <w:r>
         <w:t xml:space="preserve"> </w:t>
@@ -215,7 +275,7 @@
         <w:pStyle w:val="BodyText"/>
       </w:pPr>
       <w:r>
-        <w:t xml:space="preserve">Do you want to use these samples to make inferences and predictions about the population? If so, techniques from</w:t>
+        <w:t xml:space="preserve">You can then use these samples to make inferences and predictions about the population. If so, techniques from</w:t>
       </w:r>
       <w:r>
         <w:t xml:space="preserve"> </w:t>
@@ -258,14 +318,23 @@
         <w:pStyle w:val="FirstParagraph"/>
       </w:pPr>
       <w:r>
+        <w:t xml:space="preserve">The</w:t>
+      </w:r>
+      <w:r>
+        <w:t xml:space="preserve"> </w:t>
+      </w:r>
+      <w:r>
         <w:rPr>
           <w:b/>
           <w:bCs/>
         </w:rPr>
-        <w:t xml:space="preserve">Central tendency</w:t>
-      </w:r>
-      <w:r>
-        <w:t xml:space="preserve">, often called the</w:t>
+        <w:t xml:space="preserve">central tendency</w:t>
+      </w:r>
+      <w:r>
+        <w:t xml:space="preserve"> </w:t>
+      </w:r>
+      <w:r>
+        <w:t xml:space="preserve">of data, often called the</w:t>
       </w:r>
       <w:r>
         <w:t xml:space="preserve"> </w:t>
@@ -473,7 +542,7 @@
       <w:pPr>
         <w:numPr>
           <w:ilvl w:val="0"/>
-          <w:numId w:val="1001"/>
+          <w:numId w:val="1002"/>
         </w:numPr>
       </w:pPr>
       <m:oMath>
@@ -492,14 +561,24 @@
         <w:t xml:space="preserve"> </w:t>
       </w:r>
       <w:r>
-        <w:t xml:space="preserve">= sample mean</w:t>
+        <w:t xml:space="preserve">is used for a</w:t>
+      </w:r>
+      <w:r>
+        <w:t xml:space="preserve"> </w:t>
+      </w:r>
+      <w:r>
+        <w:rPr>
+          <w:b/>
+          <w:bCs/>
+        </w:rPr>
+        <w:t xml:space="preserve">sample mean</w:t>
       </w:r>
     </w:p>
     <w:p>
       <w:pPr>
         <w:numPr>
           <w:ilvl w:val="0"/>
-          <w:numId w:val="1001"/>
+          <w:numId w:val="1002"/>
         </w:numPr>
       </w:pPr>
       <m:oMath>
@@ -511,7 +590,17 @@
         <w:t xml:space="preserve"> </w:t>
       </w:r>
       <w:r>
-        <w:t xml:space="preserve">= population mean</w:t>
+        <w:t xml:space="preserve">is used for a</w:t>
+      </w:r>
+      <w:r>
+        <w:t xml:space="preserve"> </w:t>
+      </w:r>
+      <w:r>
+        <w:rPr>
+          <w:b/>
+          <w:bCs/>
+        </w:rPr>
+        <w:t xml:space="preserve">population mean</w:t>
       </w:r>
     </w:p>
     <w:tbl>
@@ -957,7 +1046,7 @@
               <w:t xml:space="preserve"> </w:t>
             </w:r>
             <w:r>
-              <w:t xml:space="preserve">is the middle value in a data set.</w:t>
+              <w:t xml:space="preserve">is the middle value in a data set that is ordered from smallest to largest.</w:t>
             </w:r>
           </w:p>
           <w:p>
@@ -985,7 +1074,7 @@
             <w:pPr>
               <w:numPr>
                 <w:ilvl w:val="0"/>
-                <w:numId w:val="1002"/>
+                <w:numId w:val="1003"/>
               </w:numPr>
             </w:pPr>
             <w:r>
@@ -1012,7 +1101,7 @@
             <w:pPr>
               <w:numPr>
                 <w:ilvl w:val="0"/>
-                <w:numId w:val="1002"/>
+                <w:numId w:val="1003"/>
               </w:numPr>
             </w:pPr>
             <w:r>
@@ -1320,7 +1409,7 @@
               <w:pStyle w:val="BodyText"/>
             </w:pPr>
             <w:r>
-              <w:t xml:space="preserve">Notice that the list contains 7 elements, which is an odd number. So to find the middle element, you can divide the number of elements by 2 and round it up. In this case,</w:t>
+              <w:t xml:space="preserve">Notice that the list contains 7 objects, which is an odd number. So to find the middle number in the data set, you can divide the total amount of numbers by 2 and round it up. In this case,</w:t>
             </w:r>
             <w:r>
               <w:t xml:space="preserve"> </w:t>
@@ -1374,7 +1463,7 @@
               <w:spacing w:after="16"/>
             </w:pPr>
             <w:r>
-              <w:t xml:space="preserve">The fourth element in the set, which is also the</w:t>
+              <w:t xml:space="preserve">The fourth number in the set, which is also the</w:t>
             </w:r>
             <w:r>
               <w:t xml:space="preserve"> </w:t>
@@ -1656,7 +1745,21 @@
               <w:pStyle w:val="BodyText"/>
             </w:pPr>
             <w:r>
-              <w:t xml:space="preserve">Notice that the list contains 6 elements, which is an even number. So to find the two middle elements, you can divide the number of elements by 2. In this case,</w:t>
+              <w:t xml:space="preserve">Notice that the list contains 6 objects, and</w:t>
+            </w:r>
+            <w:r>
+              <w:t xml:space="preserve"> </w:t>
+            </w:r>
+            <m:oMath>
+              <m:r>
+                <m:t>6</m:t>
+              </m:r>
+            </m:oMath>
+            <w:r>
+              <w:t xml:space="preserve"> </w:t>
+            </w:r>
+            <w:r>
+              <w:t xml:space="preserve">is an even number. So to find the two middle numbers, you can divide the number of numbers by 2. In this case,</w:t>
             </w:r>
             <w:r>
               <w:t xml:space="preserve"> </w:t>
@@ -1688,7 +1791,7 @@
               </m:r>
             </m:oMath>
             <w:r>
-              <w:t xml:space="preserve">. Then the two middle elements would be the third and fourth elements.</w:t>
+              <w:t xml:space="preserve">. Then the two middle numbers would be the third and fourth numbers.</w:t>
             </w:r>
           </w:p>
           <w:p>
@@ -1699,23 +1802,7 @@
               <w:spacing w:after="16"/>
             </w:pPr>
             <w:r>
-              <w:t xml:space="preserve">The third element is 32, whereas the fourth element is 44. To find the median, you can sum these elements together and divide them by 2. So the</w:t>
-            </w:r>
-            <w:r>
-              <w:t xml:space="preserve"> </w:t>
-            </w:r>
-            <w:r>
-              <w:rPr>
-                <w:b/>
-                <w:bCs/>
-              </w:rPr>
-              <w:t xml:space="preserve">median</w:t>
-            </w:r>
-            <w:r>
-              <w:t xml:space="preserve"> </w:t>
-            </w:r>
-            <w:r>
-              <w:t xml:space="preserve">is</w:t>
+              <w:t xml:space="preserve">The third number is 32, whereas the fourth number is 44. To find the median, you can sum these numbers together and divide them by 2. So the median is</w:t>
             </w:r>
             <w:r>
               <w:t xml:space="preserve"> </w:t>
@@ -2015,7 +2102,7 @@
               <w:spacing w:before="16"/>
             </w:pPr>
             <w:r>
-              <w:t xml:space="preserve">Cantor’s Confectionery recorded a sample of the number of candies it had sold for the past 7 days. This can be summarized by the following list:</w:t>
+              <w:t xml:space="preserve">Once again, Cantor’s Confectionery recorded a sample of the number of candies it had sold for the past 7 days; the data is given by the list</w:t>
             </w:r>
             <w:r>
               <w:t xml:space="preserve"> </w:t>
@@ -2245,20 +2332,7 @@
               <w:spacing w:after="16"/>
             </w:pPr>
             <w:r>
-              <w:t xml:space="preserve">Since 32 is the value that occurs in the data set for the highest number of times, it is the</w:t>
-            </w:r>
-            <w:r>
-              <w:t xml:space="preserve"> </w:t>
-            </w:r>
-            <w:r>
-              <w:rPr>
-                <w:b/>
-                <w:bCs/>
-              </w:rPr>
-              <w:t xml:space="preserve">mode</w:t>
-            </w:r>
-            <w:r>
-              <w:t xml:space="preserve">.</w:t>
+              <w:t xml:space="preserve">Since 32 is the value that occurs in the data set for the highest number of times, it is the mode.</w:t>
             </w:r>
           </w:p>
         </w:tc>
@@ -2836,7 +2910,7 @@
               <w:spacing w:before="16"/>
             </w:pPr>
             <w:r>
-              <w:t xml:space="preserve">Cantor’s Confectionery recorded a sample of the number of candies it had sold for the past 7 days. This can be summarized by the following list:</w:t>
+              <w:t xml:space="preserve">Once again, Cantor’s Confectionery recorded a sample of the number of candies it had sold for the past 7 days; the data is given by the list</w:t>
             </w:r>
             <w:r>
               <w:t xml:space="preserve"> </w:t>
@@ -2903,7 +2977,7 @@
                 <m:t>,</m:t>
               </m:r>
               <m:r>
-                <m:t>50</m:t>
+                <m:t>56</m:t>
               </m:r>
               <m:r>
                 <m:rPr>
@@ -3183,7 +3257,7 @@
             <w:pPr>
               <w:numPr>
                 <w:ilvl w:val="0"/>
-                <w:numId w:val="1003"/>
+                <w:numId w:val="1004"/>
               </w:numPr>
             </w:pPr>
             <w:r>
@@ -3210,7 +3284,7 @@
             <w:pPr>
               <w:numPr>
                 <w:ilvl w:val="0"/>
-                <w:numId w:val="1003"/>
+                <w:numId w:val="1004"/>
               </w:numPr>
             </w:pPr>
             <w:r>
@@ -5023,7 +5097,7 @@
             <w:pPr>
               <w:numPr>
                 <w:ilvl w:val="0"/>
-                <w:numId w:val="1004"/>
+                <w:numId w:val="1005"/>
               </w:numPr>
             </w:pPr>
             <m:oMath>
@@ -5073,7 +5147,7 @@
             <w:pPr>
               <w:numPr>
                 <w:ilvl w:val="0"/>
-                <w:numId w:val="1004"/>
+                <w:numId w:val="1005"/>
               </w:numPr>
             </w:pPr>
             <m:oMath>
@@ -5123,7 +5197,7 @@
             <w:pPr>
               <w:numPr>
                 <w:ilvl w:val="0"/>
-                <w:numId w:val="1004"/>
+                <w:numId w:val="1005"/>
               </w:numPr>
             </w:pPr>
             <m:oMath>
@@ -5173,7 +5247,7 @@
             <w:pPr>
               <w:numPr>
                 <w:ilvl w:val="0"/>
-                <w:numId w:val="1004"/>
+                <w:numId w:val="1005"/>
               </w:numPr>
             </w:pPr>
             <m:oMath>
@@ -5223,7 +5297,7 @@
             <w:pPr>
               <w:numPr>
                 <w:ilvl w:val="0"/>
-                <w:numId w:val="1004"/>
+                <w:numId w:val="1005"/>
               </w:numPr>
             </w:pPr>
             <m:oMath>
@@ -5273,7 +5347,7 @@
             <w:pPr>
               <w:numPr>
                 <w:ilvl w:val="0"/>
-                <w:numId w:val="1004"/>
+                <w:numId w:val="1005"/>
               </w:numPr>
             </w:pPr>
             <m:oMath>
@@ -5323,7 +5397,7 @@
             <w:pPr>
               <w:numPr>
                 <w:ilvl w:val="0"/>
-                <w:numId w:val="1004"/>
+                <w:numId w:val="1005"/>
               </w:numPr>
             </w:pPr>
             <m:oMath>
@@ -6174,7 +6248,7 @@
             <w:pPr>
               <w:numPr>
                 <w:ilvl w:val="0"/>
-                <w:numId w:val="1005"/>
+                <w:numId w:val="1006"/>
               </w:numPr>
             </w:pPr>
             <w:r>
@@ -6185,7 +6259,7 @@
             <w:pPr>
               <w:numPr>
                 <w:ilvl w:val="0"/>
-                <w:numId w:val="1005"/>
+                <w:numId w:val="1006"/>
               </w:numPr>
             </w:pPr>
             <w:r>
@@ -6196,7 +6270,7 @@
             <w:pPr>
               <w:numPr>
                 <w:ilvl w:val="0"/>
-                <w:numId w:val="1005"/>
+                <w:numId w:val="1006"/>
               </w:numPr>
             </w:pPr>
             <w:r>
@@ -6207,7 +6281,7 @@
             <w:pPr>
               <w:numPr>
                 <w:ilvl w:val="0"/>
-                <w:numId w:val="1005"/>
+                <w:numId w:val="1006"/>
               </w:numPr>
             </w:pPr>
             <w:r>
@@ -7441,7 +7515,7 @@
             <w:pPr>
               <w:numPr>
                 <w:ilvl w:val="0"/>
-                <w:numId w:val="1006"/>
+                <w:numId w:val="1007"/>
               </w:numPr>
             </w:pPr>
             <w:r>
@@ -7452,7 +7526,7 @@
             <w:pPr>
               <w:numPr>
                 <w:ilvl w:val="0"/>
-                <w:numId w:val="1006"/>
+                <w:numId w:val="1007"/>
               </w:numPr>
             </w:pPr>
             <w:r>
@@ -7463,7 +7537,7 @@
             <w:pPr>
               <w:numPr>
                 <w:ilvl w:val="0"/>
-                <w:numId w:val="1006"/>
+                <w:numId w:val="1007"/>
               </w:numPr>
             </w:pPr>
             <w:r>
@@ -7474,7 +7548,7 @@
             <w:pPr>
               <w:numPr>
                 <w:ilvl w:val="0"/>
-                <w:numId w:val="1006"/>
+                <w:numId w:val="1007"/>
               </w:numPr>
             </w:pPr>
             <w:r>
@@ -8304,7 +8378,7 @@
       <w:pPr>
         <w:numPr>
           <w:ilvl w:val="0"/>
-          <w:numId w:val="1007"/>
+          <w:numId w:val="1008"/>
         </w:numPr>
       </w:pPr>
       <w:r>
@@ -8344,7 +8418,7 @@
       <w:pPr>
         <w:numPr>
           <w:ilvl w:val="0"/>
-          <w:numId w:val="1007"/>
+          <w:numId w:val="1008"/>
         </w:numPr>
       </w:pPr>
       <w:r>
@@ -8534,7 +8608,7 @@
             <w:pPr>
               <w:numPr>
                 <w:ilvl w:val="0"/>
-                <w:numId w:val="1008"/>
+                <w:numId w:val="1009"/>
               </w:numPr>
             </w:pPr>
             <m:oMath>
@@ -8574,7 +8648,7 @@
             <w:pPr>
               <w:numPr>
                 <w:ilvl w:val="0"/>
-                <w:numId w:val="1008"/>
+                <w:numId w:val="1009"/>
               </w:numPr>
             </w:pPr>
             <m:oMath>
@@ -8796,7 +8870,7 @@
             <w:pPr>
               <w:numPr>
                 <w:ilvl w:val="0"/>
-                <w:numId w:val="1009"/>
+                <w:numId w:val="1010"/>
               </w:numPr>
             </w:pPr>
             <m:oMath>
@@ -8854,7 +8928,7 @@
             <w:pPr>
               <w:numPr>
                 <w:ilvl w:val="0"/>
-                <w:numId w:val="1009"/>
+                <w:numId w:val="1010"/>
               </w:numPr>
             </w:pPr>
             <m:oMath>
@@ -9157,7 +9231,7 @@
       <w:pPr>
         <w:numPr>
           <w:ilvl w:val="0"/>
-          <w:numId w:val="1010"/>
+          <w:numId w:val="1011"/>
         </w:numPr>
       </w:pPr>
       <w:r>
@@ -9168,7 +9242,7 @@
       <w:pPr>
         <w:numPr>
           <w:ilvl w:val="0"/>
-          <w:numId w:val="1010"/>
+          <w:numId w:val="1011"/>
         </w:numPr>
       </w:pPr>
       <w:r>
@@ -12562,7 +12636,7 @@
       <w:pPr>
         <w:numPr>
           <w:ilvl w:val="0"/>
-          <w:numId w:val="1011"/>
+          <w:numId w:val="1012"/>
         </w:numPr>
       </w:pPr>
       <m:oMath>
@@ -12588,7 +12662,7 @@
       <w:pPr>
         <w:numPr>
           <w:ilvl w:val="0"/>
-          <w:numId w:val="1011"/>
+          <w:numId w:val="1012"/>
         </w:numPr>
       </w:pPr>
       <m:oMath>
@@ -12607,7 +12681,7 @@
       <w:pPr>
         <w:numPr>
           <w:ilvl w:val="0"/>
-          <w:numId w:val="1011"/>
+          <w:numId w:val="1012"/>
         </w:numPr>
       </w:pPr>
       <m:oMath>
@@ -12626,7 +12700,7 @@
       <w:pPr>
         <w:numPr>
           <w:ilvl w:val="0"/>
-          <w:numId w:val="1011"/>
+          <w:numId w:val="1012"/>
         </w:numPr>
       </w:pPr>
       <m:oMath>
@@ -13164,7 +13238,7 @@
       <w:pPr>
         <w:numPr>
           <w:ilvl w:val="0"/>
-          <w:numId w:val="1012"/>
+          <w:numId w:val="1013"/>
         </w:numPr>
       </w:pPr>
       <w:r>
@@ -13231,7 +13305,7 @@
       <w:pPr>
         <w:numPr>
           <w:ilvl w:val="0"/>
-          <w:numId w:val="1012"/>
+          <w:numId w:val="1013"/>
         </w:numPr>
       </w:pPr>
       <w:r>
@@ -13301,22 +13375,11 @@
       <w:pPr>
         <w:numPr>
           <w:ilvl w:val="0"/>
-          <w:numId w:val="1012"/>
+          <w:numId w:val="1013"/>
         </w:numPr>
       </w:pPr>
       <w:r>
         <w:t xml:space="preserve">A student wants to visualize their budget, seeing how the percentage of each spending category compares to the whole budget. What type of data visualization would suit this best?</w:t>
-      </w:r>
-    </w:p>
-    <w:p>
-      <w:pPr>
-        <w:numPr>
-          <w:ilvl w:val="0"/>
-          <w:numId w:val="1012"/>
-        </w:numPr>
-      </w:pPr>
-      <w:r>
-        <w:t xml:space="preserve">You are given three statements below. Decide whether they are true or false.</w:t>
       </w:r>
     </w:p>
     <w:p>
@@ -13324,6 +13387,17 @@
         <w:numPr>
           <w:ilvl w:val="0"/>
           <w:numId w:val="1013"/>
+        </w:numPr>
+      </w:pPr>
+      <w:r>
+        <w:t xml:space="preserve">You are given three statements below. Decide whether they are true or false.</w:t>
+      </w:r>
+    </w:p>
+    <w:p>
+      <w:pPr>
+        <w:numPr>
+          <w:ilvl w:val="0"/>
+          <w:numId w:val="1014"/>
         </w:numPr>
       </w:pPr>
       <w:r>
@@ -13415,7 +13489,7 @@
       <w:pPr>
         <w:numPr>
           <w:ilvl w:val="0"/>
-          <w:numId w:val="1013"/>
+          <w:numId w:val="1014"/>
         </w:numPr>
       </w:pPr>
       <w:r>
@@ -13426,7 +13500,7 @@
       <w:pPr>
         <w:numPr>
           <w:ilvl w:val="0"/>
-          <w:numId w:val="1013"/>
+          <w:numId w:val="1014"/>
         </w:numPr>
       </w:pPr>
       <w:r>
@@ -13485,12 +13559,6 @@
           <w:t xml:space="preserve">This work is licensed under CC BY-NC-SA 4.0.</w:t>
         </w:r>
       </w:hyperlink>
-      <w:r>
-        <w:t xml:space="preserve"> </w:t>
-      </w:r>
-      <w:r>
-        <w:t xml:space="preserve">:::::::::::: :::::::</w:t>
-      </w:r>
     </w:p>
     <w:bookmarkEnd w:id="137"/>
     <w:bookmarkEnd w:id="138"/>
@@ -14509,6 +14577,9 @@
     <w:abstractNumId w:val="991"/>
   </w:num>
   <w:num w:numId="1012">
+    <w:abstractNumId w:val="991"/>
+  </w:num>
+  <w:num w:numId="1013">
     <w:abstractNumId w:val="99411"/>
     <w:lvlOverride w:ilvl="0">
       <w:startOverride w:val="1"/>
@@ -14538,7 +14609,7 @@
       <w:startOverride w:val="1"/>
     </w:lvlOverride>
   </w:num>
-  <w:num w:numId="1013">
+  <w:num w:numId="1014">
     <w:abstractNumId w:val="99731"/>
     <w:lvlOverride w:ilvl="0">
       <w:startOverride w:val="1"/>

--- a/docs/studyguides/introtodataanalysis.docx
+++ b/docs/studyguides/introtodataanalysis.docx
@@ -34,7 +34,7 @@
         <w:t xml:space="preserve">Data analysis is the process of inspecting and transforming data in order to extract useful insights. This guide will outline key techniques in descriptive and inferential statistics.</w:t>
       </w:r>
     </w:p>
-    <w:bookmarkStart w:id="20" w:name="what-is-data-analysis"/>
+    <w:bookmarkStart w:id="9" w:name="what-is-data-analysis"/>
     <w:p>
       <w:pPr>
         <w:pStyle w:val="Heading1"/>
@@ -98,8 +98,8 @@
         <w:t xml:space="preserve">). On the descriptive statistics side, you will learn about measures of central tendency and dispersion, alongside data visualization. On the other hand, the inferential statistics section will introduce hypothesis testing, statistical relationships, and confidence intervals. It will also cover PMFs, PDFs, and CDFs.</w:t>
       </w:r>
     </w:p>
-    <w:bookmarkEnd w:id="20"/>
-    <w:bookmarkStart w:id="21" w:name="what-do-you-want-to-do"/>
+    <w:bookmarkEnd w:id="9"/>
+    <w:bookmarkStart w:id="10" w:name="what-do-you-want-to-do"/>
     <w:p>
       <w:pPr>
         <w:pStyle w:val="Heading1"/>
@@ -294,8 +294,8 @@
         <w:t xml:space="preserve">can help you. This can be done by testing whether the values of two data samples are significantly different, examining whether two variables have a statistically significant relationship, and more that is beyond the scope of this study guide.</w:t>
       </w:r>
     </w:p>
-    <w:bookmarkEnd w:id="21"/>
-    <w:bookmarkStart w:id="94" w:name="descriptive-statistics"/>
+    <w:bookmarkEnd w:id="10"/>
+    <w:bookmarkStart w:id="83" w:name="descriptive-statistics"/>
     <w:p>
       <w:pPr>
         <w:pStyle w:val="Heading1"/>
@@ -304,7 +304,7 @@
         <w:t xml:space="preserve">Descriptive statistics</w:t>
       </w:r>
     </w:p>
-    <w:bookmarkStart w:id="41" w:name="central-tendency"/>
+    <w:bookmarkStart w:id="30" w:name="central-tendency"/>
     <w:p>
       <w:pPr>
         <w:pStyle w:val="Heading2"/>
@@ -389,7 +389,7 @@
         <w:t xml:space="preserve">.</w:t>
       </w:r>
     </w:p>
-    <w:bookmarkStart w:id="27" w:name="mean"/>
+    <w:bookmarkStart w:id="16" w:name="mean"/>
     <w:p>
       <w:pPr>
         <w:pStyle w:val="Heading3"/>
@@ -439,18 +439,18 @@
                 <wp:inline>
                   <wp:extent cx="152400" cy="152400"/>
                   <wp:effectExtent b="0" l="0" r="0" t="0"/>
-                  <wp:docPr descr="" title="" id="23" name="Picture"/>
+                  <wp:docPr descr="" title="" id="12" name="Picture"/>
                   <a:graphic>
                     <a:graphicData uri="http://schemas.openxmlformats.org/drawingml/2006/picture">
                       <pic:pic>
                         <pic:nvPicPr>
-                          <pic:cNvPr descr="/Applications/quarto/share/formats/docx/note.png" id="24" name="Picture"/>
+                          <pic:cNvPr descr="/Applications/quarto/share/formats/docx/note.png" id="13" name="Picture"/>
                           <pic:cNvPicPr>
                             <a:picLocks noChangeArrowheads="1" noChangeAspect="1"/>
                           </pic:cNvPicPr>
                         </pic:nvPicPr>
                         <pic:blipFill>
-                          <a:blip r:embed="rId22"/>
+                          <a:blip r:embed="rId11"/>
                           <a:stretch>
                             <a:fillRect/>
                           </a:stretch>
@@ -643,18 +643,18 @@
                 <wp:inline>
                   <wp:extent cx="152400" cy="152400"/>
                   <wp:effectExtent b="0" l="0" r="0" t="0"/>
-                  <wp:docPr descr="" title="" id="25" name="Picture"/>
+                  <wp:docPr descr="" title="" id="14" name="Picture"/>
                   <a:graphic>
                     <a:graphicData uri="http://schemas.openxmlformats.org/drawingml/2006/picture">
                       <pic:pic>
                         <pic:nvPicPr>
-                          <pic:cNvPr descr="/Applications/quarto/share/formats/docx/note.png" id="26" name="Picture"/>
+                          <pic:cNvPr descr="/Applications/quarto/share/formats/docx/note.png" id="15" name="Picture"/>
                           <pic:cNvPicPr>
                             <a:picLocks noChangeArrowheads="1" noChangeAspect="1"/>
                           </pic:cNvPicPr>
                         </pic:nvPicPr>
                         <pic:blipFill>
-                          <a:blip r:embed="rId22"/>
+                          <a:blip r:embed="rId11"/>
                           <a:stretch>
                             <a:fillRect/>
                           </a:stretch>
@@ -911,8 +911,8 @@
         </w:tc>
       </w:tr>
     </w:tbl>
-    <w:bookmarkEnd w:id="27"/>
-    <w:bookmarkStart w:id="34" w:name="median"/>
+    <w:bookmarkEnd w:id="16"/>
+    <w:bookmarkStart w:id="23" w:name="median"/>
     <w:p>
       <w:pPr>
         <w:pStyle w:val="Heading3"/>
@@ -962,18 +962,18 @@
                 <wp:inline>
                   <wp:extent cx="152400" cy="152400"/>
                   <wp:effectExtent b="0" l="0" r="0" t="0"/>
-                  <wp:docPr descr="" title="" id="28" name="Picture"/>
+                  <wp:docPr descr="" title="" id="17" name="Picture"/>
                   <a:graphic>
                     <a:graphicData uri="http://schemas.openxmlformats.org/drawingml/2006/picture">
                       <pic:pic>
                         <pic:nvPicPr>
-                          <pic:cNvPr descr="/Applications/quarto/share/formats/docx/note.png" id="29" name="Picture"/>
+                          <pic:cNvPr descr="/Applications/quarto/share/formats/docx/note.png" id="18" name="Picture"/>
                           <pic:cNvPicPr>
                             <a:picLocks noChangeArrowheads="1" noChangeAspect="1"/>
                           </pic:cNvPicPr>
                         </pic:nvPicPr>
                         <pic:blipFill>
-                          <a:blip r:embed="rId22"/>
+                          <a:blip r:embed="rId11"/>
                           <a:stretch>
                             <a:fillRect/>
                           </a:stretch>
@@ -1176,18 +1176,18 @@
                 <wp:inline>
                   <wp:extent cx="152400" cy="152400"/>
                   <wp:effectExtent b="0" l="0" r="0" t="0"/>
-                  <wp:docPr descr="" title="" id="30" name="Picture"/>
+                  <wp:docPr descr="" title="" id="19" name="Picture"/>
                   <a:graphic>
                     <a:graphicData uri="http://schemas.openxmlformats.org/drawingml/2006/picture">
                       <pic:pic>
                         <pic:nvPicPr>
-                          <pic:cNvPr descr="/Applications/quarto/share/formats/docx/note.png" id="31" name="Picture"/>
+                          <pic:cNvPr descr="/Applications/quarto/share/formats/docx/note.png" id="20" name="Picture"/>
                           <pic:cNvPicPr>
                             <a:picLocks noChangeArrowheads="1" noChangeAspect="1"/>
                           </pic:cNvPicPr>
                         </pic:nvPicPr>
                         <pic:blipFill>
-                          <a:blip r:embed="rId22"/>
+                          <a:blip r:embed="rId11"/>
                           <a:stretch>
                             <a:fillRect/>
                           </a:stretch>
@@ -1530,18 +1530,18 @@
                 <wp:inline>
                   <wp:extent cx="152400" cy="152400"/>
                   <wp:effectExtent b="0" l="0" r="0" t="0"/>
-                  <wp:docPr descr="" title="" id="32" name="Picture"/>
+                  <wp:docPr descr="" title="" id="21" name="Picture"/>
                   <a:graphic>
                     <a:graphicData uri="http://schemas.openxmlformats.org/drawingml/2006/picture">
                       <pic:pic>
                         <pic:nvPicPr>
-                          <pic:cNvPr descr="/Applications/quarto/share/formats/docx/note.png" id="33" name="Picture"/>
+                          <pic:cNvPr descr="/Applications/quarto/share/formats/docx/note.png" id="22" name="Picture"/>
                           <pic:cNvPicPr>
                             <a:picLocks noChangeArrowheads="1" noChangeAspect="1"/>
                           </pic:cNvPicPr>
                         </pic:nvPicPr>
                         <pic:blipFill>
-                          <a:blip r:embed="rId22"/>
+                          <a:blip r:embed="rId11"/>
                           <a:stretch>
                             <a:fillRect/>
                           </a:stretch>
@@ -1849,8 +1849,8 @@
         </w:tc>
       </w:tr>
     </w:tbl>
-    <w:bookmarkEnd w:id="34"/>
-    <w:bookmarkStart w:id="39" w:name="mode"/>
+    <w:bookmarkEnd w:id="23"/>
+    <w:bookmarkStart w:id="28" w:name="mode"/>
     <w:p>
       <w:pPr>
         <w:pStyle w:val="Heading3"/>
@@ -1900,18 +1900,18 @@
                 <wp:inline>
                   <wp:extent cx="152400" cy="152400"/>
                   <wp:effectExtent b="0" l="0" r="0" t="0"/>
-                  <wp:docPr descr="" title="" id="35" name="Picture"/>
+                  <wp:docPr descr="" title="" id="24" name="Picture"/>
                   <a:graphic>
                     <a:graphicData uri="http://schemas.openxmlformats.org/drawingml/2006/picture">
                       <pic:pic>
                         <pic:nvPicPr>
-                          <pic:cNvPr descr="/Applications/quarto/share/formats/docx/note.png" id="36" name="Picture"/>
+                          <pic:cNvPr descr="/Applications/quarto/share/formats/docx/note.png" id="25" name="Picture"/>
                           <pic:cNvPicPr>
                             <a:picLocks noChangeArrowheads="1" noChangeAspect="1"/>
                           </pic:cNvPicPr>
                         </pic:nvPicPr>
                         <pic:blipFill>
-                          <a:blip r:embed="rId22"/>
+                          <a:blip r:embed="rId11"/>
                           <a:stretch>
                             <a:fillRect/>
                           </a:stretch>
@@ -2039,18 +2039,18 @@
                 <wp:inline>
                   <wp:extent cx="152400" cy="152400"/>
                   <wp:effectExtent b="0" l="0" r="0" t="0"/>
-                  <wp:docPr descr="" title="" id="37" name="Picture"/>
+                  <wp:docPr descr="" title="" id="26" name="Picture"/>
                   <a:graphic>
                     <a:graphicData uri="http://schemas.openxmlformats.org/drawingml/2006/picture">
                       <pic:pic>
                         <pic:nvPicPr>
-                          <pic:cNvPr descr="/Applications/quarto/share/formats/docx/note.png" id="38" name="Picture"/>
+                          <pic:cNvPr descr="/Applications/quarto/share/formats/docx/note.png" id="27" name="Picture"/>
                           <pic:cNvPicPr>
                             <a:picLocks noChangeArrowheads="1" noChangeAspect="1"/>
                           </pic:cNvPicPr>
                         </pic:nvPicPr>
                         <pic:blipFill>
-                          <a:blip r:embed="rId22"/>
+                          <a:blip r:embed="rId11"/>
                           <a:stretch>
                             <a:fillRect/>
                           </a:stretch>
@@ -2338,8 +2338,8 @@
         </w:tc>
       </w:tr>
     </w:tbl>
-    <w:bookmarkEnd w:id="39"/>
-    <w:bookmarkStart w:id="40" w:name="why-does-this-matter"/>
+    <w:bookmarkEnd w:id="28"/>
+    <w:bookmarkStart w:id="29" w:name="why-does-this-matter"/>
     <w:p>
       <w:pPr>
         <w:pStyle w:val="Heading3"/>
@@ -2510,9 +2510,9 @@
         <w:t xml:space="preserve">, the median of this data set would be 1, but it would be unintuitive to say that it accurately captures the centre of the data.</w:t>
       </w:r>
     </w:p>
-    <w:bookmarkEnd w:id="40"/>
-    <w:bookmarkEnd w:id="41"/>
-    <w:bookmarkStart w:id="59" w:name="dispersion"/>
+    <w:bookmarkEnd w:id="29"/>
+    <w:bookmarkEnd w:id="30"/>
+    <w:bookmarkStart w:id="48" w:name="dispersion"/>
     <w:p>
       <w:pPr>
         <w:pStyle w:val="Heading2"/>
@@ -2626,7 +2626,7 @@
         <w:t xml:space="preserve">.</w:t>
       </w:r>
     </w:p>
-    <w:bookmarkStart w:id="46" w:name="range"/>
+    <w:bookmarkStart w:id="35" w:name="range"/>
     <w:p>
       <w:pPr>
         <w:pStyle w:val="Heading3"/>
@@ -2676,18 +2676,18 @@
                 <wp:inline>
                   <wp:extent cx="152400" cy="152400"/>
                   <wp:effectExtent b="0" l="0" r="0" t="0"/>
-                  <wp:docPr descr="" title="" id="42" name="Picture"/>
+                  <wp:docPr descr="" title="" id="31" name="Picture"/>
                   <a:graphic>
                     <a:graphicData uri="http://schemas.openxmlformats.org/drawingml/2006/picture">
                       <pic:pic>
                         <pic:nvPicPr>
-                          <pic:cNvPr descr="/Applications/quarto/share/formats/docx/note.png" id="43" name="Picture"/>
+                          <pic:cNvPr descr="/Applications/quarto/share/formats/docx/note.png" id="32" name="Picture"/>
                           <pic:cNvPicPr>
                             <a:picLocks noChangeArrowheads="1" noChangeAspect="1"/>
                           </pic:cNvPicPr>
                         </pic:nvPicPr>
                         <pic:blipFill>
-                          <a:blip r:embed="rId22"/>
+                          <a:blip r:embed="rId11"/>
                           <a:stretch>
                             <a:fillRect/>
                           </a:stretch>
@@ -2847,18 +2847,18 @@
                 <wp:inline>
                   <wp:extent cx="152400" cy="152400"/>
                   <wp:effectExtent b="0" l="0" r="0" t="0"/>
-                  <wp:docPr descr="" title="" id="44" name="Picture"/>
+                  <wp:docPr descr="" title="" id="33" name="Picture"/>
                   <a:graphic>
                     <a:graphicData uri="http://schemas.openxmlformats.org/drawingml/2006/picture">
                       <pic:pic>
                         <pic:nvPicPr>
-                          <pic:cNvPr descr="/Applications/quarto/share/formats/docx/note.png" id="45" name="Picture"/>
+                          <pic:cNvPr descr="/Applications/quarto/share/formats/docx/note.png" id="34" name="Picture"/>
                           <pic:cNvPicPr>
                             <a:picLocks noChangeArrowheads="1" noChangeAspect="1"/>
                           </pic:cNvPicPr>
                         </pic:nvPicPr>
                         <pic:blipFill>
-                          <a:blip r:embed="rId22"/>
+                          <a:blip r:embed="rId11"/>
                           <a:stretch>
                             <a:fillRect/>
                           </a:stretch>
@@ -3070,8 +3070,8 @@
         </w:tc>
       </w:tr>
     </w:tbl>
-    <w:bookmarkEnd w:id="46"/>
-    <w:bookmarkStart w:id="53" w:name="interquartile-range"/>
+    <w:bookmarkEnd w:id="35"/>
+    <w:bookmarkStart w:id="42" w:name="interquartile-range"/>
     <w:p>
       <w:pPr>
         <w:pStyle w:val="Heading3"/>
@@ -3121,18 +3121,18 @@
                 <wp:inline>
                   <wp:extent cx="152400" cy="152400"/>
                   <wp:effectExtent b="0" l="0" r="0" t="0"/>
-                  <wp:docPr descr="" title="" id="47" name="Picture"/>
+                  <wp:docPr descr="" title="" id="36" name="Picture"/>
                   <a:graphic>
                     <a:graphicData uri="http://schemas.openxmlformats.org/drawingml/2006/picture">
                       <pic:pic>
                         <pic:nvPicPr>
-                          <pic:cNvPr descr="/Applications/quarto/share/formats/docx/note.png" id="48" name="Picture"/>
+                          <pic:cNvPr descr="/Applications/quarto/share/formats/docx/note.png" id="37" name="Picture"/>
                           <pic:cNvPicPr>
                             <a:picLocks noChangeArrowheads="1" noChangeAspect="1"/>
                           </pic:cNvPicPr>
                         </pic:nvPicPr>
                         <pic:blipFill>
-                          <a:blip r:embed="rId22"/>
+                          <a:blip r:embed="rId11"/>
                           <a:stretch>
                             <a:fillRect/>
                           </a:stretch>
@@ -3370,18 +3370,18 @@
                 <wp:inline>
                   <wp:extent cx="152400" cy="152400"/>
                   <wp:effectExtent b="0" l="0" r="0" t="0"/>
-                  <wp:docPr descr="" title="" id="49" name="Picture"/>
+                  <wp:docPr descr="" title="" id="38" name="Picture"/>
                   <a:graphic>
                     <a:graphicData uri="http://schemas.openxmlformats.org/drawingml/2006/picture">
                       <pic:pic>
                         <pic:nvPicPr>
-                          <pic:cNvPr descr="/Applications/quarto/share/formats/docx/note.png" id="50" name="Picture"/>
+                          <pic:cNvPr descr="/Applications/quarto/share/formats/docx/note.png" id="39" name="Picture"/>
                           <pic:cNvPicPr>
                             <a:picLocks noChangeArrowheads="1" noChangeAspect="1"/>
                           </pic:cNvPicPr>
                         </pic:nvPicPr>
                         <pic:blipFill>
-                          <a:blip r:embed="rId22"/>
+                          <a:blip r:embed="rId11"/>
                           <a:stretch>
                             <a:fillRect/>
                           </a:stretch>
@@ -3821,18 +3821,18 @@
                 <wp:inline>
                   <wp:extent cx="152400" cy="152400"/>
                   <wp:effectExtent b="0" l="0" r="0" t="0"/>
-                  <wp:docPr descr="" title="" id="51" name="Picture"/>
+                  <wp:docPr descr="" title="" id="40" name="Picture"/>
                   <a:graphic>
                     <a:graphicData uri="http://schemas.openxmlformats.org/drawingml/2006/picture">
                       <pic:pic>
                         <pic:nvPicPr>
-                          <pic:cNvPr descr="/Applications/quarto/share/formats/docx/note.png" id="52" name="Picture"/>
+                          <pic:cNvPr descr="/Applications/quarto/share/formats/docx/note.png" id="41" name="Picture"/>
                           <pic:cNvPicPr>
                             <a:picLocks noChangeArrowheads="1" noChangeAspect="1"/>
                           </pic:cNvPicPr>
                         </pic:nvPicPr>
                         <pic:blipFill>
-                          <a:blip r:embed="rId22"/>
+                          <a:blip r:embed="rId11"/>
                           <a:stretch>
                             <a:fillRect/>
                           </a:stretch>
@@ -4196,8 +4196,8 @@
         </w:tc>
       </w:tr>
     </w:tbl>
-    <w:bookmarkEnd w:id="53"/>
-    <w:bookmarkStart w:id="57" w:name="standard-deviation-and-variance"/>
+    <w:bookmarkEnd w:id="42"/>
+    <w:bookmarkStart w:id="46" w:name="standard-deviation-and-variance"/>
     <w:p>
       <w:pPr>
         <w:pStyle w:val="Heading3"/>
@@ -4348,39 +4348,41 @@
                         </m:rPr>
                         <m:t>∑</m:t>
                       </m:r>
+                      <m:r>
+                        <m:rPr>
+                          <m:sty m:val="p"/>
+                        </m:rPr>
+                        <m:t>(</m:t>
+                      </m:r>
+                      <m:sSub>
+                        <m:e>
+                          <m:r>
+                            <m:t>x</m:t>
+                          </m:r>
+                        </m:e>
+                        <m:sub>
+                          <m:r>
+                            <m:t>i</m:t>
+                          </m:r>
+                        </m:sub>
+                      </m:sSub>
+                      <m:r>
+                        <m:rPr>
+                          <m:sty m:val="p"/>
+                        </m:rPr>
+                        <m:t>−</m:t>
+                      </m:r>
+                      <m:r>
+                        <m:t>μ</m:t>
+                      </m:r>
                       <m:sSup>
                         <m:e>
-                          <m:d>
-                            <m:dPr>
-                              <m:begChr m:val="("/>
-                              <m:sepChr m:val=""/>
-                              <m:endChr m:val=")"/>
-                              <m:grow/>
-                            </m:dPr>
-                            <m:e>
-                              <m:sSub>
-                                <m:e>
-                                  <m:r>
-                                    <m:t>x</m:t>
-                                  </m:r>
-                                </m:e>
-                                <m:sub>
-                                  <m:r>
-                                    <m:t>i</m:t>
-                                  </m:r>
-                                </m:sub>
-                              </m:sSub>
-                              <m:r>
-                                <m:rPr>
-                                  <m:sty m:val="p"/>
-                                </m:rPr>
-                                <m:t>−</m:t>
-                              </m:r>
-                              <m:r>
-                                <m:t>μ</m:t>
-                              </m:r>
-                            </m:e>
-                          </m:d>
+                          <m:r>
+                            <m:rPr>
+                              <m:sty m:val="p"/>
+                            </m:rPr>
+                            <m:t>)</m:t>
+                          </m:r>
                         </m:e>
                         <m:sup>
                           <m:r>
@@ -4436,39 +4438,41 @@
                     </m:rPr>
                     <m:t>∑</m:t>
                   </m:r>
+                  <m:r>
+                    <m:rPr>
+                      <m:sty m:val="p"/>
+                    </m:rPr>
+                    <m:t>(</m:t>
+                  </m:r>
+                  <m:sSub>
+                    <m:e>
+                      <m:r>
+                        <m:t>x</m:t>
+                      </m:r>
+                    </m:e>
+                    <m:sub>
+                      <m:r>
+                        <m:t>i</m:t>
+                      </m:r>
+                    </m:sub>
+                  </m:sSub>
+                  <m:r>
+                    <m:rPr>
+                      <m:sty m:val="p"/>
+                    </m:rPr>
+                    <m:t>−</m:t>
+                  </m:r>
+                  <m:r>
+                    <m:t>μ</m:t>
+                  </m:r>
                   <m:sSup>
                     <m:e>
-                      <m:d>
-                        <m:dPr>
-                          <m:begChr m:val="("/>
-                          <m:sepChr m:val=""/>
-                          <m:endChr m:val=")"/>
-                          <m:grow/>
-                        </m:dPr>
-                        <m:e>
-                          <m:sSub>
-                            <m:e>
-                              <m:r>
-                                <m:t>x</m:t>
-                              </m:r>
-                            </m:e>
-                            <m:sub>
-                              <m:r>
-                                <m:t>i</m:t>
-                              </m:r>
-                            </m:sub>
-                          </m:sSub>
-                          <m:r>
-                            <m:rPr>
-                              <m:sty m:val="p"/>
-                            </m:rPr>
-                            <m:t>−</m:t>
-                          </m:r>
-                          <m:r>
-                            <m:t>μ</m:t>
-                          </m:r>
-                        </m:e>
-                      </m:d>
+                      <m:r>
+                        <m:rPr>
+                          <m:sty m:val="p"/>
+                        </m:rPr>
+                        <m:t>)</m:t>
+                      </m:r>
                     </m:e>
                     <m:sup>
                       <m:r>
@@ -4569,46 +4573,48 @@
                         </m:rPr>
                         <m:t>∑</m:t>
                       </m:r>
+                      <m:r>
+                        <m:rPr>
+                          <m:sty m:val="p"/>
+                        </m:rPr>
+                        <m:t>(</m:t>
+                      </m:r>
+                      <m:sSub>
+                        <m:e>
+                          <m:r>
+                            <m:t>x</m:t>
+                          </m:r>
+                        </m:e>
+                        <m:sub>
+                          <m:r>
+                            <m:t>i</m:t>
+                          </m:r>
+                        </m:sub>
+                      </m:sSub>
+                      <m:r>
+                        <m:rPr>
+                          <m:sty m:val="p"/>
+                        </m:rPr>
+                        <m:t>−</m:t>
+                      </m:r>
+                      <m:bar>
+                        <m:barPr>
+                          <m:pos m:val="top"/>
+                        </m:barPr>
+                        <m:e>
+                          <m:r>
+                            <m:t>x</m:t>
+                          </m:r>
+                        </m:e>
+                      </m:bar>
                       <m:sSup>
                         <m:e>
-                          <m:d>
-                            <m:dPr>
-                              <m:begChr m:val="("/>
-                              <m:sepChr m:val=""/>
-                              <m:endChr m:val=")"/>
-                              <m:grow/>
-                            </m:dPr>
-                            <m:e>
-                              <m:sSub>
-                                <m:e>
-                                  <m:r>
-                                    <m:t>x</m:t>
-                                  </m:r>
-                                </m:e>
-                                <m:sub>
-                                  <m:r>
-                                    <m:t>i</m:t>
-                                  </m:r>
-                                </m:sub>
-                              </m:sSub>
-                              <m:r>
-                                <m:rPr>
-                                  <m:sty m:val="p"/>
-                                </m:rPr>
-                                <m:t>−</m:t>
-                              </m:r>
-                              <m:bar>
-                                <m:barPr>
-                                  <m:pos m:val="top"/>
-                                </m:barPr>
-                                <m:e>
-                                  <m:r>
-                                    <m:t>x</m:t>
-                                  </m:r>
-                                </m:e>
-                              </m:bar>
-                            </m:e>
-                          </m:d>
+                          <m:r>
+                            <m:rPr>
+                              <m:sty m:val="p"/>
+                            </m:rPr>
+                            <m:t>)</m:t>
+                          </m:r>
                         </m:e>
                         <m:sup>
                           <m:r>
@@ -4664,46 +4670,48 @@
                     </m:rPr>
                     <m:t>∑</m:t>
                   </m:r>
+                  <m:r>
+                    <m:rPr>
+                      <m:sty m:val="p"/>
+                    </m:rPr>
+                    <m:t>(</m:t>
+                  </m:r>
+                  <m:sSub>
+                    <m:e>
+                      <m:r>
+                        <m:t>x</m:t>
+                      </m:r>
+                    </m:e>
+                    <m:sub>
+                      <m:r>
+                        <m:t>i</m:t>
+                      </m:r>
+                    </m:sub>
+                  </m:sSub>
+                  <m:r>
+                    <m:rPr>
+                      <m:sty m:val="p"/>
+                    </m:rPr>
+                    <m:t>−</m:t>
+                  </m:r>
+                  <m:bar>
+                    <m:barPr>
+                      <m:pos m:val="top"/>
+                    </m:barPr>
+                    <m:e>
+                      <m:r>
+                        <m:t>x</m:t>
+                      </m:r>
+                    </m:e>
+                  </m:bar>
                   <m:sSup>
                     <m:e>
-                      <m:d>
-                        <m:dPr>
-                          <m:begChr m:val="("/>
-                          <m:sepChr m:val=""/>
-                          <m:endChr m:val=")"/>
-                          <m:grow/>
-                        </m:dPr>
-                        <m:e>
-                          <m:sSub>
-                            <m:e>
-                              <m:r>
-                                <m:t>x</m:t>
-                              </m:r>
-                            </m:e>
-                            <m:sub>
-                              <m:r>
-                                <m:t>i</m:t>
-                              </m:r>
-                            </m:sub>
-                          </m:sSub>
-                          <m:r>
-                            <m:rPr>
-                              <m:sty m:val="p"/>
-                            </m:rPr>
-                            <m:t>−</m:t>
-                          </m:r>
-                          <m:bar>
-                            <m:barPr>
-                              <m:pos m:val="top"/>
-                            </m:barPr>
-                            <m:e>
-                              <m:r>
-                                <m:t>x</m:t>
-                              </m:r>
-                            </m:e>
-                          </m:bar>
-                        </m:e>
-                      </m:d>
+                      <m:r>
+                        <m:rPr>
+                          <m:sty m:val="p"/>
+                        </m:rPr>
+                        <m:t>)</m:t>
+                      </m:r>
                     </m:e>
                     <m:sup>
                       <m:r>
@@ -4820,18 +4828,18 @@
                 <wp:inline>
                   <wp:extent cx="152400" cy="152400"/>
                   <wp:effectExtent b="0" l="0" r="0" t="0"/>
-                  <wp:docPr descr="" title="" id="54" name="Picture"/>
+                  <wp:docPr descr="" title="" id="43" name="Picture"/>
                   <a:graphic>
                     <a:graphicData uri="http://schemas.openxmlformats.org/drawingml/2006/picture">
                       <pic:pic>
                         <pic:nvPicPr>
-                          <pic:cNvPr descr="/Applications/quarto/share/formats/docx/note.png" id="55" name="Picture"/>
+                          <pic:cNvPr descr="/Applications/quarto/share/formats/docx/note.png" id="44" name="Picture"/>
                           <pic:cNvPicPr>
                             <a:picLocks noChangeArrowheads="1" noChangeAspect="1"/>
                           </pic:cNvPicPr>
                         </pic:nvPicPr>
                         <pic:blipFill>
-                          <a:blip r:embed="rId22"/>
+                          <a:blip r:embed="rId11"/>
                           <a:stretch>
                             <a:fillRect/>
                           </a:stretch>
@@ -5050,81 +5058,85 @@
               <w:t xml:space="preserve"> </w:t>
             </w:r>
             <m:oMath>
-              <m:d>
-                <m:dPr>
-                  <m:begChr m:val="("/>
-                  <m:sepChr m:val=""/>
-                  <m:endChr m:val=")"/>
-                  <m:grow/>
-                </m:dPr>
+              <m:r>
+                <m:rPr>
+                  <m:sty m:val="p"/>
+                </m:rPr>
+                <m:t>(</m:t>
+              </m:r>
+              <m:sSub>
                 <m:e>
-                  <m:sSub>
-                    <m:e>
-                      <m:r>
-                        <m:t>x</m:t>
-                      </m:r>
-                    </m:e>
-                    <m:sub>
-                      <m:r>
-                        <m:t>i</m:t>
-                      </m:r>
-                    </m:sub>
-                  </m:sSub>
+                  <m:r>
+                    <m:t>x</m:t>
+                  </m:r>
+                </m:e>
+                <m:sub>
+                  <m:r>
+                    <m:t>i</m:t>
+                  </m:r>
+                </m:sub>
+              </m:sSub>
+              <m:r>
+                <m:rPr>
+                  <m:sty m:val="p"/>
+                </m:rPr>
+                <m:t>−</m:t>
+              </m:r>
+              <m:bar>
+                <m:barPr>
+                  <m:pos m:val="top"/>
+                </m:barPr>
+                <m:e>
+                  <m:r>
+                    <m:t>x</m:t>
+                  </m:r>
+                </m:e>
+              </m:bar>
+              <m:r>
+                <m:rPr>
+                  <m:sty m:val="p"/>
+                </m:rPr>
+                <m:t>)</m:t>
+              </m:r>
+            </m:oMath>
+            <w:r>
+              <w:t xml:space="preserve">:</w:t>
+            </w:r>
+          </w:p>
+          <w:p>
+            <w:pPr>
+              <w:numPr>
+                <w:ilvl w:val="0"/>
+                <w:numId w:val="1005"/>
+              </w:numPr>
+            </w:pPr>
+            <m:oMath>
+              <m:r>
+                <m:rPr>
+                  <m:sty m:val="p"/>
+                </m:rPr>
+                <m:t>(</m:t>
+              </m:r>
+              <m:r>
+                <m:t>40</m:t>
+              </m:r>
+              <m:r>
+                <m:rPr>
+                  <m:sty m:val="p"/>
+                </m:rPr>
+                <m:t>−</m:t>
+              </m:r>
+              <m:r>
+                <m:t>38.4</m:t>
+              </m:r>
+              <m:sSup>
+                <m:e>
                   <m:r>
                     <m:rPr>
                       <m:sty m:val="p"/>
                     </m:rPr>
-                    <m:t>−</m:t>
+                    <m:t>)</m:t>
                   </m:r>
-                  <m:bar>
-                    <m:barPr>
-                      <m:pos m:val="top"/>
-                    </m:barPr>
-                    <m:e>
-                      <m:r>
-                        <m:t>x</m:t>
-                      </m:r>
-                    </m:e>
-                  </m:bar>
-                </m:e>
-              </m:d>
-            </m:oMath>
-            <w:r>
-              <w:t xml:space="preserve">:</w:t>
-            </w:r>
-          </w:p>
-          <w:p>
-            <w:pPr>
-              <w:numPr>
-                <w:ilvl w:val="0"/>
-                <w:numId w:val="1005"/>
-              </w:numPr>
-            </w:pPr>
-            <m:oMath>
-              <m:sSup>
-                <m:e>
-                  <m:d>
-                    <m:dPr>
-                      <m:begChr m:val="("/>
-                      <m:sepChr m:val=""/>
-                      <m:endChr m:val=")"/>
-                      <m:grow/>
-                    </m:dPr>
-                    <m:e>
-                      <m:r>
-                        <m:t>40</m:t>
-                      </m:r>
-                      <m:r>
-                        <m:rPr>
-                          <m:sty m:val="p"/>
-                        </m:rPr>
-                        <m:t>−</m:t>
-                      </m:r>
-                      <m:r>
-                        <m:t>38.4</m:t>
-                      </m:r>
-                    </m:e>
-                  </m:d>
                 </m:e>
                 <m:sup>
                   <m:r>
@@ -5151,30 +5163,32 @@
               </w:numPr>
             </w:pPr>
             <m:oMath>
+              <m:r>
+                <m:rPr>
+                  <m:sty m:val="p"/>
+                </m:rPr>
+                <m:t>(</m:t>
+              </m:r>
+              <m:r>
+                <m:t>32</m:t>
+              </m:r>
+              <m:r>
+                <m:rPr>
+                  <m:sty m:val="p"/>
+                </m:rPr>
+                <m:t>−</m:t>
+              </m:r>
+              <m:r>
+                <m:t>38.4</m:t>
+              </m:r>
               <m:sSup>
                 <m:e>
-                  <m:d>
-                    <m:dPr>
-                      <m:begChr m:val="("/>
-                      <m:sepChr m:val=""/>
-                      <m:endChr m:val=")"/>
-                      <m:grow/>
-                    </m:dPr>
-                    <m:e>
-                      <m:r>
-                        <m:t>32</m:t>
-                      </m:r>
-                      <m:r>
-                        <m:rPr>
-                          <m:sty m:val="p"/>
-                        </m:rPr>
-                        <m:t>−</m:t>
-                      </m:r>
-                      <m:r>
-                        <m:t>38.4</m:t>
-                      </m:r>
-                    </m:e>
-                  </m:d>
+                  <m:r>
+                    <m:rPr>
+                      <m:sty m:val="p"/>
+                    </m:rPr>
+                    <m:t>)</m:t>
+                  </m:r>
                 </m:e>
                 <m:sup>
                   <m:r>
@@ -5201,30 +5215,32 @@
               </w:numPr>
             </w:pPr>
             <m:oMath>
+              <m:r>
+                <m:rPr>
+                  <m:sty m:val="p"/>
+                </m:rPr>
+                <m:t>(</m:t>
+              </m:r>
+              <m:r>
+                <m:t>56</m:t>
+              </m:r>
+              <m:r>
+                <m:rPr>
+                  <m:sty m:val="p"/>
+                </m:rPr>
+                <m:t>−</m:t>
+              </m:r>
+              <m:r>
+                <m:t>38.4</m:t>
+              </m:r>
               <m:sSup>
                 <m:e>
-                  <m:d>
-                    <m:dPr>
-                      <m:begChr m:val="("/>
-                      <m:sepChr m:val=""/>
-                      <m:endChr m:val=")"/>
-                      <m:grow/>
-                    </m:dPr>
-                    <m:e>
-                      <m:r>
-                        <m:t>56</m:t>
-                      </m:r>
-                      <m:r>
-                        <m:rPr>
-                          <m:sty m:val="p"/>
-                        </m:rPr>
-                        <m:t>−</m:t>
-                      </m:r>
-                      <m:r>
-                        <m:t>38.4</m:t>
-                      </m:r>
-                    </m:e>
-                  </m:d>
+                  <m:r>
+                    <m:rPr>
+                      <m:sty m:val="p"/>
+                    </m:rPr>
+                    <m:t>)</m:t>
+                  </m:r>
                 </m:e>
                 <m:sup>
                   <m:r>
@@ -5251,30 +5267,32 @@
               </w:numPr>
             </w:pPr>
             <m:oMath>
+              <m:r>
+                <m:rPr>
+                  <m:sty m:val="p"/>
+                </m:rPr>
+                <m:t>(</m:t>
+              </m:r>
+              <m:r>
+                <m:t>76</m:t>
+              </m:r>
+              <m:r>
+                <m:rPr>
+                  <m:sty m:val="p"/>
+                </m:rPr>
+                <m:t>−</m:t>
+              </m:r>
+              <m:r>
+                <m:t>38.4</m:t>
+              </m:r>
               <m:sSup>
                 <m:e>
-                  <m:d>
-                    <m:dPr>
-                      <m:begChr m:val="("/>
-                      <m:sepChr m:val=""/>
-                      <m:endChr m:val=")"/>
-                      <m:grow/>
-                    </m:dPr>
-                    <m:e>
-                      <m:r>
-                        <m:t>76</m:t>
-                      </m:r>
-                      <m:r>
-                        <m:rPr>
-                          <m:sty m:val="p"/>
-                        </m:rPr>
-                        <m:t>−</m:t>
-                      </m:r>
-                      <m:r>
-                        <m:t>38.4</m:t>
-                      </m:r>
-                    </m:e>
-                  </m:d>
+                  <m:r>
+                    <m:rPr>
+                      <m:sty m:val="p"/>
+                    </m:rPr>
+                    <m:t>)</m:t>
+                  </m:r>
                 </m:e>
                 <m:sup>
                   <m:r>
@@ -5301,30 +5319,32 @@
               </w:numPr>
             </w:pPr>
             <m:oMath>
+              <m:r>
+                <m:rPr>
+                  <m:sty m:val="p"/>
+                </m:rPr>
+                <m:t>(</m:t>
+              </m:r>
+              <m:r>
+                <m:t>32</m:t>
+              </m:r>
+              <m:r>
+                <m:rPr>
+                  <m:sty m:val="p"/>
+                </m:rPr>
+                <m:t>−</m:t>
+              </m:r>
+              <m:r>
+                <m:t>38.4</m:t>
+              </m:r>
               <m:sSup>
                 <m:e>
-                  <m:d>
-                    <m:dPr>
-                      <m:begChr m:val="("/>
-                      <m:sepChr m:val=""/>
-                      <m:endChr m:val=")"/>
-                      <m:grow/>
-                    </m:dPr>
-                    <m:e>
-                      <m:r>
-                        <m:t>32</m:t>
-                      </m:r>
-                      <m:r>
-                        <m:rPr>
-                          <m:sty m:val="p"/>
-                        </m:rPr>
-                        <m:t>−</m:t>
-                      </m:r>
-                      <m:r>
-                        <m:t>38.4</m:t>
-                      </m:r>
-                    </m:e>
-                  </m:d>
+                  <m:r>
+                    <m:rPr>
+                      <m:sty m:val="p"/>
+                    </m:rPr>
+                    <m:t>)</m:t>
+                  </m:r>
                 </m:e>
                 <m:sup>
                   <m:r>
@@ -5351,30 +5371,32 @@
               </w:numPr>
             </w:pPr>
             <m:oMath>
+              <m:r>
+                <m:rPr>
+                  <m:sty m:val="p"/>
+                </m:rPr>
+                <m:t>(</m:t>
+              </m:r>
+              <m:r>
+                <m:t>32</m:t>
+              </m:r>
+              <m:r>
+                <m:rPr>
+                  <m:sty m:val="p"/>
+                </m:rPr>
+                <m:t>−</m:t>
+              </m:r>
+              <m:r>
+                <m:t>38.4</m:t>
+              </m:r>
               <m:sSup>
                 <m:e>
-                  <m:d>
-                    <m:dPr>
-                      <m:begChr m:val="("/>
-                      <m:sepChr m:val=""/>
-                      <m:endChr m:val=")"/>
-                      <m:grow/>
-                    </m:dPr>
-                    <m:e>
-                      <m:r>
-                        <m:t>32</m:t>
-                      </m:r>
-                      <m:r>
-                        <m:rPr>
-                          <m:sty m:val="p"/>
-                        </m:rPr>
-                        <m:t>−</m:t>
-                      </m:r>
-                      <m:r>
-                        <m:t>38.4</m:t>
-                      </m:r>
-                    </m:e>
-                  </m:d>
+                  <m:r>
+                    <m:rPr>
+                      <m:sty m:val="p"/>
+                    </m:rPr>
+                    <m:t>)</m:t>
+                  </m:r>
                 </m:e>
                 <m:sup>
                   <m:r>
@@ -5401,30 +5423,32 @@
               </w:numPr>
             </w:pPr>
             <m:oMath>
+              <m:r>
+                <m:rPr>
+                  <m:sty m:val="p"/>
+                </m:rPr>
+                <m:t>(</m:t>
+              </m:r>
+              <m:r>
+                <m:t>50</m:t>
+              </m:r>
+              <m:r>
+                <m:rPr>
+                  <m:sty m:val="p"/>
+                </m:rPr>
+                <m:t>−</m:t>
+              </m:r>
+              <m:r>
+                <m:t>38.4</m:t>
+              </m:r>
               <m:sSup>
                 <m:e>
-                  <m:d>
-                    <m:dPr>
-                      <m:begChr m:val="("/>
-                      <m:sepChr m:val=""/>
-                      <m:endChr m:val=")"/>
-                      <m:grow/>
-                    </m:dPr>
-                    <m:e>
-                      <m:r>
-                        <m:t>50</m:t>
-                      </m:r>
-                      <m:r>
-                        <m:rPr>
-                          <m:sty m:val="p"/>
-                        </m:rPr>
-                        <m:t>−</m:t>
-                      </m:r>
-                      <m:r>
-                        <m:t>38.4</m:t>
-                      </m:r>
-                    </m:e>
-                  </m:d>
+                  <m:r>
+                    <m:rPr>
+                      <m:sty m:val="p"/>
+                    </m:rPr>
+                    <m:t>)</m:t>
+                  </m:r>
                 </m:e>
                 <m:sup>
                   <m:r>
@@ -5463,44 +5487,46 @@
                 </m:rPr>
                 <m:t>∑</m:t>
               </m:r>
-              <m:d>
-                <m:dPr>
-                  <m:begChr m:val="("/>
-                  <m:sepChr m:val=""/>
-                  <m:endChr m:val=")"/>
-                  <m:grow/>
-                </m:dPr>
+              <m:r>
+                <m:rPr>
+                  <m:sty m:val="p"/>
+                </m:rPr>
+                <m:t>(</m:t>
+              </m:r>
+              <m:sSub>
                 <m:e>
-                  <m:sSub>
-                    <m:e>
-                      <m:r>
-                        <m:t>x</m:t>
-                      </m:r>
-                    </m:e>
-                    <m:sub>
-                      <m:r>
-                        <m:t>i</m:t>
-                      </m:r>
-                    </m:sub>
-                  </m:sSub>
                   <m:r>
-                    <m:rPr>
-                      <m:sty m:val="p"/>
-                    </m:rPr>
-                    <m:t>−</m:t>
+                    <m:t>x</m:t>
                   </m:r>
-                  <m:bar>
-                    <m:barPr>
-                      <m:pos m:val="top"/>
-                    </m:barPr>
-                    <m:e>
-                      <m:r>
-                        <m:t>x</m:t>
-                      </m:r>
-                    </m:e>
-                  </m:bar>
                 </m:e>
-              </m:d>
+                <m:sub>
+                  <m:r>
+                    <m:t>i</m:t>
+                  </m:r>
+                </m:sub>
+              </m:sSub>
+              <m:r>
+                <m:rPr>
+                  <m:sty m:val="p"/>
+                </m:rPr>
+                <m:t>−</m:t>
+              </m:r>
+              <m:bar>
+                <m:barPr>
+                  <m:pos m:val="top"/>
+                </m:barPr>
+                <m:e>
+                  <m:r>
+                    <m:t>x</m:t>
+                  </m:r>
+                </m:e>
+              </m:bar>
+              <m:r>
+                <m:rPr>
+                  <m:sty m:val="p"/>
+                </m:rPr>
+                <m:t>)</m:t>
+              </m:r>
             </m:oMath>
             <w:r>
               <w:t xml:space="preserve">, you can sum all the squared differences above.</w:t>
@@ -5521,44 +5547,46 @@
                   </m:rPr>
                   <m:t>∑</m:t>
                 </m:r>
-                <m:d>
-                  <m:dPr>
-                    <m:begChr m:val="("/>
-                    <m:sepChr m:val=""/>
-                    <m:endChr m:val=")"/>
-                    <m:grow/>
-                  </m:dPr>
+                <m:r>
+                  <m:rPr>
+                    <m:sty m:val="p"/>
+                  </m:rPr>
+                  <m:t>(</m:t>
+                </m:r>
+                <m:sSub>
                   <m:e>
-                    <m:sSub>
-                      <m:e>
-                        <m:r>
-                          <m:t>x</m:t>
-                        </m:r>
-                      </m:e>
-                      <m:sub>
-                        <m:r>
-                          <m:t>i</m:t>
-                        </m:r>
-                      </m:sub>
-                    </m:sSub>
                     <m:r>
-                      <m:rPr>
-                        <m:sty m:val="p"/>
-                      </m:rPr>
-                      <m:t>−</m:t>
+                      <m:t>x</m:t>
                     </m:r>
-                    <m:bar>
-                      <m:barPr>
-                        <m:pos m:val="top"/>
-                      </m:barPr>
-                      <m:e>
-                        <m:r>
-                          <m:t>x</m:t>
-                        </m:r>
-                      </m:e>
-                    </m:bar>
                   </m:e>
-                </m:d>
+                  <m:sub>
+                    <m:r>
+                      <m:t>i</m:t>
+                    </m:r>
+                  </m:sub>
+                </m:sSub>
+                <m:r>
+                  <m:rPr>
+                    <m:sty m:val="p"/>
+                  </m:rPr>
+                  <m:t>−</m:t>
+                </m:r>
+                <m:bar>
+                  <m:barPr>
+                    <m:pos m:val="top"/>
+                  </m:barPr>
+                  <m:e>
+                    <m:r>
+                      <m:t>x</m:t>
+                    </m:r>
+                  </m:e>
+                </m:bar>
+                <m:r>
+                  <m:rPr>
+                    <m:sty m:val="p"/>
+                  </m:rPr>
+                  <m:t>)</m:t>
+                </m:r>
                 <m:r>
                   <m:rPr>
                     <m:sty m:val="p"/>
@@ -5656,91 +5684,12 @@
                     </m:rPr>
                     <m:t>∑</m:t>
                   </m:r>
-                  <m:sSup>
-                    <m:e>
-                      <m:d>
-                        <m:dPr>
-                          <m:begChr m:val="("/>
-                          <m:sepChr m:val=""/>
-                          <m:endChr m:val=")"/>
-                          <m:grow/>
-                        </m:dPr>
-                        <m:e>
-                          <m:sSub>
-                            <m:e>
-                              <m:r>
-                                <m:t>x</m:t>
-                              </m:r>
-                            </m:e>
-                            <m:sub>
-                              <m:r>
-                                <m:t>i</m:t>
-                              </m:r>
-                            </m:sub>
-                          </m:sSub>
-                          <m:r>
-                            <m:rPr>
-                              <m:sty m:val="p"/>
-                            </m:rPr>
-                            <m:t>−</m:t>
-                          </m:r>
-                          <m:bar>
-                            <m:barPr>
-                              <m:pos m:val="top"/>
-                            </m:barPr>
-                            <m:e>
-                              <m:r>
-                                <m:t>x</m:t>
-                              </m:r>
-                            </m:e>
-                          </m:bar>
-                        </m:e>
-                      </m:d>
-                    </m:e>
-                    <m:sup>
-                      <m:r>
-                        <m:t>2</m:t>
-                      </m:r>
-                    </m:sup>
-                  </m:sSup>
-                </m:num>
-                <m:den>
-                  <m:r>
-                    <m:t>n</m:t>
-                  </m:r>
                   <m:r>
                     <m:rPr>
                       <m:sty m:val="p"/>
                     </m:rPr>
-                    <m:t>−</m:t>
+                    <m:t>(</m:t>
                   </m:r>
-                  <m:r>
-                    <m:t>1</m:t>
-                  </m:r>
-                </m:den>
-              </m:f>
-            </m:oMath>
-            <w:r>
-              <w:t xml:space="preserve">, you can divide the newly calculated</w:t>
-            </w:r>
-            <w:r>
-              <w:t xml:space="preserve"> </w:t>
-            </w:r>
-            <m:oMath>
-              <m:r>
-                <m:rPr>
-                  <m:sty m:val="p"/>
-                </m:rPr>
-                <m:t>∑</m:t>
-              </m:r>
-              <m:d>
-                <m:dPr>
-                  <m:begChr m:val="("/>
-                  <m:sepChr m:val=""/>
-                  <m:endChr m:val=")"/>
-                  <m:grow/>
-                </m:dPr>
-                <m:e>
                   <m:sSub>
                     <m:e>
                       <m:r>
@@ -5769,8 +5718,91 @@
                       </m:r>
                     </m:e>
                   </m:bar>
+                  <m:sSup>
+                    <m:e>
+                      <m:r>
+                        <m:rPr>
+                          <m:sty m:val="p"/>
+                        </m:rPr>
+                        <m:t>)</m:t>
+                      </m:r>
+                    </m:e>
+                    <m:sup>
+                      <m:r>
+                        <m:t>2</m:t>
+                      </m:r>
+                    </m:sup>
+                  </m:sSup>
+                </m:num>
+                <m:den>
+                  <m:r>
+                    <m:t>n</m:t>
+                  </m:r>
+                  <m:r>
+                    <m:rPr>
+                      <m:sty m:val="p"/>
+                    </m:rPr>
+                    <m:t>−</m:t>
+                  </m:r>
+                  <m:r>
+                    <m:t>1</m:t>
+                  </m:r>
+                </m:den>
+              </m:f>
+            </m:oMath>
+            <w:r>
+              <w:t xml:space="preserve">, you can divide the newly calculated</w:t>
+            </w:r>
+            <w:r>
+              <w:t xml:space="preserve"> </w:t>
+            </w:r>
+            <m:oMath>
+              <m:r>
+                <m:rPr>
+                  <m:sty m:val="p"/>
+                </m:rPr>
+                <m:t>∑</m:t>
+              </m:r>
+              <m:r>
+                <m:rPr>
+                  <m:sty m:val="p"/>
+                </m:rPr>
+                <m:t>(</m:t>
+              </m:r>
+              <m:sSub>
+                <m:e>
+                  <m:r>
+                    <m:t>x</m:t>
+                  </m:r>
                 </m:e>
-              </m:d>
+                <m:sub>
+                  <m:r>
+                    <m:t>i</m:t>
+                  </m:r>
+                </m:sub>
+              </m:sSub>
+              <m:r>
+                <m:rPr>
+                  <m:sty m:val="p"/>
+                </m:rPr>
+                <m:t>−</m:t>
+              </m:r>
+              <m:bar>
+                <m:barPr>
+                  <m:pos m:val="top"/>
+                </m:barPr>
+                <m:e>
+                  <m:r>
+                    <m:t>x</m:t>
+                  </m:r>
+                </m:e>
+              </m:bar>
+              <m:r>
+                <m:rPr>
+                  <m:sty m:val="p"/>
+                </m:rPr>
+                <m:t>)</m:t>
+              </m:r>
             </m:oMath>
             <w:r>
               <w:t xml:space="preserve"> </w:t>
@@ -6008,7 +6040,7 @@
       <w:r>
         <w:t xml:space="preserve"> </w:t>
       </w:r>
-      <w:hyperlink r:id="rId56">
+      <w:hyperlink r:id="rId45">
         <w:r>
           <w:rPr>
             <w:rStyle w:val="Hyperlink"/>
@@ -6017,8 +6049,8 @@
         </w:r>
       </w:hyperlink>
     </w:p>
-    <w:bookmarkEnd w:id="57"/>
-    <w:bookmarkStart w:id="58" w:name="why-does-this-matter-1"/>
+    <w:bookmarkEnd w:id="46"/>
+    <w:bookmarkStart w:id="47" w:name="why-does-this-matter-1"/>
     <w:p>
       <w:pPr>
         <w:pStyle w:val="Heading3"/>
@@ -6082,9 +6114,9 @@
         <w:t xml:space="preserve">, possibly causing the value to drastically increase. As such, finding the interquartile range can be especially useful; because it measures the spread in the middle 50% of the data set, it will not be affected by outliers.</w:t>
       </w:r>
     </w:p>
-    <w:bookmarkEnd w:id="58"/>
-    <w:bookmarkEnd w:id="59"/>
-    <w:bookmarkStart w:id="93" w:name="data-visualization"/>
+    <w:bookmarkEnd w:id="47"/>
+    <w:bookmarkEnd w:id="48"/>
+    <w:bookmarkStart w:id="82" w:name="data-visualization"/>
     <w:p>
       <w:pPr>
         <w:pStyle w:val="Heading2"/>
@@ -6111,7 +6143,7 @@
         <w:t xml:space="preserve">involves representing data in a visual way, often highlighting patterns and outliers that would not have been visible in the raw data set. This study guide will cover five common data visualization types: bar charts, line graphs, histograms, pie charts, and scatter plots.</w:t>
       </w:r>
     </w:p>
-    <w:bookmarkStart w:id="68" w:name="bar-charts"/>
+    <w:bookmarkStart w:id="57" w:name="bar-charts"/>
     <w:p>
       <w:pPr>
         <w:pStyle w:val="Heading3"/>
@@ -6178,18 +6210,18 @@
                 <wp:inline>
                   <wp:extent cx="152400" cy="152400"/>
                   <wp:effectExtent b="0" l="0" r="0" t="0"/>
-                  <wp:docPr descr="" title="" id="60" name="Picture"/>
+                  <wp:docPr descr="" title="" id="49" name="Picture"/>
                   <a:graphic>
                     <a:graphicData uri="http://schemas.openxmlformats.org/drawingml/2006/picture">
                       <pic:pic>
                         <pic:nvPicPr>
-                          <pic:cNvPr descr="/Applications/quarto/share/formats/docx/note.png" id="61" name="Picture"/>
+                          <pic:cNvPr descr="/Applications/quarto/share/formats/docx/note.png" id="50" name="Picture"/>
                           <pic:cNvPicPr>
                             <a:picLocks noChangeArrowheads="1" noChangeAspect="1"/>
                           </pic:cNvPicPr>
                         </pic:nvPicPr>
                         <pic:blipFill>
-                          <a:blip r:embed="rId22"/>
+                          <a:blip r:embed="rId11"/>
                           <a:stretch>
                             <a:fillRect/>
                           </a:stretch>
@@ -6303,18 +6335,18 @@
                 <wp:inline>
                   <wp:extent cx="5943600" cy="3766171"/>
                   <wp:effectExtent b="0" l="0" r="0" t="0"/>
-                  <wp:docPr descr="" title="" id="63" name="Picture"/>
+                  <wp:docPr descr="" title="" id="52" name="Picture"/>
                   <a:graphic>
                     <a:graphicData uri="http://schemas.openxmlformats.org/drawingml/2006/picture">
                       <pic:pic>
                         <pic:nvPicPr>
-                          <pic:cNvPr descr="./FiguresPNG/candysalesbarchart.png" id="64" name="Picture"/>
+                          <pic:cNvPr descr="./FiguresPNG/candysalesbarchart.png" id="53" name="Picture"/>
                           <pic:cNvPicPr>
                             <a:picLocks noChangeArrowheads="1" noChangeAspect="1"/>
                           </pic:cNvPicPr>
                         </pic:nvPicPr>
                         <pic:blipFill>
-                          <a:blip r:embed="rId62"/>
+                          <a:blip r:embed="rId51"/>
                           <a:stretch>
                             <a:fillRect/>
                           </a:stretch>
@@ -6454,18 +6486,18 @@
                 <wp:inline>
                   <wp:extent cx="152400" cy="152400"/>
                   <wp:effectExtent b="0" l="0" r="0" t="0"/>
-                  <wp:docPr descr="" title="" id="66" name="Picture"/>
+                  <wp:docPr descr="" title="" id="55" name="Picture"/>
                   <a:graphic>
                     <a:graphicData uri="http://schemas.openxmlformats.org/drawingml/2006/picture">
                       <pic:pic>
                         <pic:nvPicPr>
-                          <pic:cNvPr descr="/Applications/quarto/share/formats/docx/tip.png" id="67" name="Picture"/>
+                          <pic:cNvPr descr="/Applications/quarto/share/formats/docx/tip.png" id="56" name="Picture"/>
                           <pic:cNvPicPr>
                             <a:picLocks noChangeArrowheads="1" noChangeAspect="1"/>
                           </pic:cNvPicPr>
                         </pic:nvPicPr>
                         <pic:blipFill>
-                          <a:blip r:embed="rId65"/>
+                          <a:blip r:embed="rId54"/>
                           <a:stretch>
                             <a:fillRect/>
                           </a:stretch>
@@ -6529,8 +6561,8 @@
         </w:tc>
       </w:tr>
     </w:tbl>
-    <w:bookmarkEnd w:id="68"/>
-    <w:bookmarkStart w:id="74" w:name="line-graphs"/>
+    <w:bookmarkEnd w:id="57"/>
+    <w:bookmarkStart w:id="63" w:name="line-graphs"/>
     <w:p>
       <w:pPr>
         <w:pStyle w:val="Heading3"/>
@@ -6597,18 +6629,18 @@
                 <wp:inline>
                   <wp:extent cx="152400" cy="152400"/>
                   <wp:effectExtent b="0" l="0" r="0" t="0"/>
-                  <wp:docPr descr="" title="" id="69" name="Picture"/>
+                  <wp:docPr descr="" title="" id="58" name="Picture"/>
                   <a:graphic>
                     <a:graphicData uri="http://schemas.openxmlformats.org/drawingml/2006/picture">
                       <pic:pic>
                         <pic:nvPicPr>
-                          <pic:cNvPr descr="/Applications/quarto/share/formats/docx/note.png" id="70" name="Picture"/>
+                          <pic:cNvPr descr="/Applications/quarto/share/formats/docx/note.png" id="59" name="Picture"/>
                           <pic:cNvPicPr>
                             <a:picLocks noChangeArrowheads="1" noChangeAspect="1"/>
                           </pic:cNvPicPr>
                         </pic:nvPicPr>
                         <pic:blipFill>
-                          <a:blip r:embed="rId22"/>
+                          <a:blip r:embed="rId11"/>
                           <a:stretch>
                             <a:fillRect/>
                           </a:stretch>
@@ -6755,18 +6787,18 @@
                 <wp:inline>
                   <wp:extent cx="5943600" cy="3766171"/>
                   <wp:effectExtent b="0" l="0" r="0" t="0"/>
-                  <wp:docPr descr="" title="" id="72" name="Picture"/>
+                  <wp:docPr descr="" title="" id="61" name="Picture"/>
                   <a:graphic>
                     <a:graphicData uri="http://schemas.openxmlformats.org/drawingml/2006/picture">
                       <pic:pic>
                         <pic:nvPicPr>
-                          <pic:cNvPr descr="./FiguresPNG/saleslinegraph.png" id="73" name="Picture"/>
+                          <pic:cNvPr descr="./FiguresPNG/saleslinegraph.png" id="62" name="Picture"/>
                           <pic:cNvPicPr>
                             <a:picLocks noChangeArrowheads="1" noChangeAspect="1"/>
                           </pic:cNvPicPr>
                         </pic:nvPicPr>
                         <pic:blipFill>
-                          <a:blip r:embed="rId71"/>
+                          <a:blip r:embed="rId60"/>
                           <a:stretch>
                             <a:fillRect/>
                           </a:stretch>
@@ -6851,8 +6883,8 @@
         </w:tc>
       </w:tr>
     </w:tbl>
-    <w:bookmarkEnd w:id="74"/>
-    <w:bookmarkStart w:id="80" w:name="histograms"/>
+    <w:bookmarkEnd w:id="63"/>
+    <w:bookmarkStart w:id="69" w:name="histograms"/>
     <w:p>
       <w:pPr>
         <w:pStyle w:val="Heading3"/>
@@ -6919,18 +6951,18 @@
                 <wp:inline>
                   <wp:extent cx="152400" cy="152400"/>
                   <wp:effectExtent b="0" l="0" r="0" t="0"/>
-                  <wp:docPr descr="" title="" id="75" name="Picture"/>
+                  <wp:docPr descr="" title="" id="64" name="Picture"/>
                   <a:graphic>
                     <a:graphicData uri="http://schemas.openxmlformats.org/drawingml/2006/picture">
                       <pic:pic>
                         <pic:nvPicPr>
-                          <pic:cNvPr descr="/Applications/quarto/share/formats/docx/note.png" id="76" name="Picture"/>
+                          <pic:cNvPr descr="/Applications/quarto/share/formats/docx/note.png" id="65" name="Picture"/>
                           <pic:cNvPicPr>
                             <a:picLocks noChangeArrowheads="1" noChangeAspect="1"/>
                           </pic:cNvPicPr>
                         </pic:nvPicPr>
                         <pic:blipFill>
-                          <a:blip r:embed="rId22"/>
+                          <a:blip r:embed="rId11"/>
                           <a:stretch>
                             <a:fillRect/>
                           </a:stretch>
@@ -7270,18 +7302,18 @@
                 <wp:inline>
                   <wp:extent cx="5943600" cy="3766171"/>
                   <wp:effectExtent b="0" l="0" r="0" t="0"/>
-                  <wp:docPr descr="" title="" id="78" name="Picture"/>
+                  <wp:docPr descr="" title="" id="67" name="Picture"/>
                   <a:graphic>
                     <a:graphicData uri="http://schemas.openxmlformats.org/drawingml/2006/picture">
                       <pic:pic>
                         <pic:nvPicPr>
-                          <pic:cNvPr descr="./FiguresPNG/candyweightshistogram.png" id="79" name="Picture"/>
+                          <pic:cNvPr descr="./FiguresPNG/candyweightshistogram.png" id="68" name="Picture"/>
                           <pic:cNvPicPr>
                             <a:picLocks noChangeArrowheads="1" noChangeAspect="1"/>
                           </pic:cNvPicPr>
                         </pic:nvPicPr>
                         <pic:blipFill>
-                          <a:blip r:embed="rId77"/>
+                          <a:blip r:embed="rId66"/>
                           <a:stretch>
                             <a:fillRect/>
                           </a:stretch>
@@ -7368,8 +7400,8 @@
         </w:tc>
       </w:tr>
     </w:tbl>
-    <w:bookmarkEnd w:id="80"/>
-    <w:bookmarkStart w:id="86" w:name="pie-charts"/>
+    <w:bookmarkEnd w:id="69"/>
+    <w:bookmarkStart w:id="75" w:name="pie-charts"/>
     <w:p>
       <w:pPr>
         <w:pStyle w:val="Heading3"/>
@@ -7445,18 +7477,18 @@
                 <wp:inline>
                   <wp:extent cx="152400" cy="152400"/>
                   <wp:effectExtent b="0" l="0" r="0" t="0"/>
-                  <wp:docPr descr="" title="" id="81" name="Picture"/>
+                  <wp:docPr descr="" title="" id="70" name="Picture"/>
                   <a:graphic>
                     <a:graphicData uri="http://schemas.openxmlformats.org/drawingml/2006/picture">
                       <pic:pic>
                         <pic:nvPicPr>
-                          <pic:cNvPr descr="/Applications/quarto/share/formats/docx/note.png" id="82" name="Picture"/>
+                          <pic:cNvPr descr="/Applications/quarto/share/formats/docx/note.png" id="71" name="Picture"/>
                           <pic:cNvPicPr>
                             <a:picLocks noChangeArrowheads="1" noChangeAspect="1"/>
                           </pic:cNvPicPr>
                         </pic:nvPicPr>
                         <pic:blipFill>
-                          <a:blip r:embed="rId22"/>
+                          <a:blip r:embed="rId11"/>
                           <a:stretch>
                             <a:fillRect/>
                           </a:stretch>
@@ -7570,18 +7602,18 @@
                 <wp:inline>
                   <wp:extent cx="5943600" cy="3766171"/>
                   <wp:effectExtent b="0" l="0" r="0" t="0"/>
-                  <wp:docPr descr="" title="" id="84" name="Picture"/>
+                  <wp:docPr descr="" title="" id="73" name="Picture"/>
                   <a:graphic>
                     <a:graphicData uri="http://schemas.openxmlformats.org/drawingml/2006/picture">
                       <pic:pic>
                         <pic:nvPicPr>
-                          <pic:cNvPr descr="./FiguresPNG/candysalespiechart.png" id="85" name="Picture"/>
+                          <pic:cNvPr descr="./FiguresPNG/candysalespiechart.png" id="74" name="Picture"/>
                           <pic:cNvPicPr>
                             <a:picLocks noChangeArrowheads="1" noChangeAspect="1"/>
                           </pic:cNvPicPr>
                         </pic:nvPicPr>
                         <pic:blipFill>
-                          <a:blip r:embed="rId83"/>
+                          <a:blip r:embed="rId72"/>
                           <a:stretch>
                             <a:fillRect/>
                           </a:stretch>
@@ -7733,8 +7765,8 @@
         </w:tc>
       </w:tr>
     </w:tbl>
-    <w:bookmarkEnd w:id="86"/>
-    <w:bookmarkStart w:id="92" w:name="scatter-plots"/>
+    <w:bookmarkEnd w:id="75"/>
+    <w:bookmarkStart w:id="81" w:name="scatter-plots"/>
     <w:p>
       <w:pPr>
         <w:pStyle w:val="Heading3"/>
@@ -7801,18 +7833,18 @@
                 <wp:inline>
                   <wp:extent cx="152400" cy="152400"/>
                   <wp:effectExtent b="0" l="0" r="0" t="0"/>
-                  <wp:docPr descr="" title="" id="87" name="Picture"/>
+                  <wp:docPr descr="" title="" id="76" name="Picture"/>
                   <a:graphic>
                     <a:graphicData uri="http://schemas.openxmlformats.org/drawingml/2006/picture">
                       <pic:pic>
                         <pic:nvPicPr>
-                          <pic:cNvPr descr="/Applications/quarto/share/formats/docx/note.png" id="88" name="Picture"/>
+                          <pic:cNvPr descr="/Applications/quarto/share/formats/docx/note.png" id="77" name="Picture"/>
                           <pic:cNvPicPr>
                             <a:picLocks noChangeArrowheads="1" noChangeAspect="1"/>
                           </pic:cNvPicPr>
                         </pic:nvPicPr>
                         <pic:blipFill>
-                          <a:blip r:embed="rId22"/>
+                          <a:blip r:embed="rId11"/>
                           <a:stretch>
                             <a:fillRect/>
                           </a:stretch>
@@ -8165,18 +8197,18 @@
                 <wp:inline>
                   <wp:extent cx="5943600" cy="3766171"/>
                   <wp:effectExtent b="0" l="0" r="0" t="0"/>
-                  <wp:docPr descr="" title="" id="90" name="Picture"/>
+                  <wp:docPr descr="" title="" id="79" name="Picture"/>
                   <a:graphic>
                     <a:graphicData uri="http://schemas.openxmlformats.org/drawingml/2006/picture">
                       <pic:pic>
                         <pic:nvPicPr>
-                          <pic:cNvPr descr="./FiguresPNG/cantorscatterplot.png" id="91" name="Picture"/>
+                          <pic:cNvPr descr="./FiguresPNG/cantorscatterplot.png" id="80" name="Picture"/>
                           <pic:cNvPicPr>
                             <a:picLocks noChangeArrowheads="1" noChangeAspect="1"/>
                           </pic:cNvPicPr>
                         </pic:nvPicPr>
                         <pic:blipFill>
-                          <a:blip r:embed="rId89"/>
+                          <a:blip r:embed="rId78"/>
                           <a:stretch>
                             <a:fillRect/>
                           </a:stretch>
@@ -8251,10 +8283,10 @@
         </w:tc>
       </w:tr>
     </w:tbl>
-    <w:bookmarkEnd w:id="92"/>
-    <w:bookmarkEnd w:id="93"/>
-    <w:bookmarkEnd w:id="94"/>
-    <w:bookmarkStart w:id="133" w:name="inferential-statistics"/>
+    <w:bookmarkEnd w:id="81"/>
+    <w:bookmarkEnd w:id="82"/>
+    <w:bookmarkEnd w:id="83"/>
+    <w:bookmarkStart w:id="122" w:name="inferential-statistics"/>
     <w:p>
       <w:pPr>
         <w:pStyle w:val="Heading1"/>
@@ -8298,7 +8330,7 @@
       <w:r>
         <w:t xml:space="preserve"> </w:t>
       </w:r>
-      <w:hyperlink r:id="rId95">
+      <w:hyperlink r:id="rId84">
         <w:r>
           <w:rPr>
             <w:rStyle w:val="Hyperlink"/>
@@ -8347,7 +8379,7 @@
         <w:t xml:space="preserve">techniques to use. For example, the PMFs, PDFs, or CDFs differ depending on the distribution you are working with, and the confidence interval formula that you will see below only works for normally distributed data.</w:t>
       </w:r>
     </w:p>
-    <w:bookmarkStart w:id="103" w:name="hypothesis-testing"/>
+    <w:bookmarkStart w:id="92" w:name="hypothesis-testing"/>
     <w:p>
       <w:pPr>
         <w:pStyle w:val="Heading2"/>
@@ -8399,19 +8431,7 @@
         </m:sSub>
       </m:oMath>
       <w:r>
-        <w:t xml:space="preserve">): This hypothesis represents the</w:t>
-      </w:r>
-      <w:r>
-        <w:t xml:space="preserve"> </w:t>
-      </w:r>
-      <w:r>
-        <w:t xml:space="preserve">‘status quo’</w:t>
-      </w:r>
-      <w:r>
-        <w:t xml:space="preserve"> </w:t>
-      </w:r>
-      <w:r>
-        <w:t xml:space="preserve">or no effect. It is always a statement of equality.</w:t>
+        <w:t xml:space="preserve">): This hypothesis represents the ‘status quo’ or no effect. It is always a statement of equality.</w:t>
       </w:r>
     </w:p>
     <w:p>
@@ -8524,18 +8544,18 @@
                 <wp:inline>
                   <wp:extent cx="152400" cy="152400"/>
                   <wp:effectExtent b="0" l="0" r="0" t="0"/>
-                  <wp:docPr descr="" title="" id="96" name="Picture"/>
+                  <wp:docPr descr="" title="" id="85" name="Picture"/>
                   <a:graphic>
                     <a:graphicData uri="http://schemas.openxmlformats.org/drawingml/2006/picture">
                       <pic:pic>
                         <pic:nvPicPr>
-                          <pic:cNvPr descr="/Applications/quarto/share/formats/docx/note.png" id="97" name="Picture"/>
+                          <pic:cNvPr descr="/Applications/quarto/share/formats/docx/note.png" id="86" name="Picture"/>
                           <pic:cNvPicPr>
                             <a:picLocks noChangeArrowheads="1" noChangeAspect="1"/>
                           </pic:cNvPicPr>
                         </pic:nvPicPr>
                         <pic:blipFill>
-                          <a:blip r:embed="rId22"/>
+                          <a:blip r:embed="rId11"/>
                           <a:stretch>
                             <a:fillRect/>
                           </a:stretch>
@@ -8754,18 +8774,18 @@
                 <wp:inline>
                   <wp:extent cx="152400" cy="152400"/>
                   <wp:effectExtent b="0" l="0" r="0" t="0"/>
-                  <wp:docPr descr="" title="" id="98" name="Picture"/>
+                  <wp:docPr descr="" title="" id="87" name="Picture"/>
                   <a:graphic>
                     <a:graphicData uri="http://schemas.openxmlformats.org/drawingml/2006/picture">
                       <pic:pic>
                         <pic:nvPicPr>
-                          <pic:cNvPr descr="/Applications/quarto/share/formats/docx/note.png" id="99" name="Picture"/>
+                          <pic:cNvPr descr="/Applications/quarto/share/formats/docx/note.png" id="88" name="Picture"/>
                           <pic:cNvPicPr>
                             <a:picLocks noChangeArrowheads="1" noChangeAspect="1"/>
                           </pic:cNvPicPr>
                         </pic:nvPicPr>
                         <pic:blipFill>
-                          <a:blip r:embed="rId22"/>
+                          <a:blip r:embed="rId11"/>
                           <a:stretch>
                             <a:fillRect/>
                           </a:stretch>
@@ -9053,18 +9073,18 @@
                 <wp:inline>
                   <wp:extent cx="152400" cy="152400"/>
                   <wp:effectExtent b="0" l="0" r="0" t="0"/>
-                  <wp:docPr descr="" title="" id="100" name="Picture"/>
+                  <wp:docPr descr="" title="" id="89" name="Picture"/>
                   <a:graphic>
                     <a:graphicData uri="http://schemas.openxmlformats.org/drawingml/2006/picture">
                       <pic:pic>
                         <pic:nvPicPr>
-                          <pic:cNvPr descr="/Applications/quarto/share/formats/docx/tip.png" id="101" name="Picture"/>
+                          <pic:cNvPr descr="/Applications/quarto/share/formats/docx/tip.png" id="90" name="Picture"/>
                           <pic:cNvPicPr>
                             <a:picLocks noChangeArrowheads="1" noChangeAspect="1"/>
                           </pic:cNvPicPr>
                         </pic:nvPicPr>
                         <pic:blipFill>
-                          <a:blip r:embed="rId65"/>
+                          <a:blip r:embed="rId54"/>
                           <a:stretch>
                             <a:fillRect/>
                           </a:stretch>
@@ -9149,7 +9169,7 @@
       <w:r>
         <w:t xml:space="preserve"> </w:t>
       </w:r>
-      <w:hyperlink r:id="rId102">
+      <w:hyperlink r:id="rId91">
         <w:r>
           <w:rPr>
             <w:rStyle w:val="Hyperlink"/>
@@ -9158,8 +9178,8 @@
         </w:r>
       </w:hyperlink>
     </w:p>
-    <w:bookmarkEnd w:id="103"/>
-    <w:bookmarkStart w:id="113" w:name="X9bd610d50f58bd05c3ec476c3545cc3cada0701"/>
+    <w:bookmarkEnd w:id="92"/>
+    <w:bookmarkStart w:id="102" w:name="X9bd610d50f58bd05c3ec476c3545cc3cada0701"/>
     <w:p>
       <w:pPr>
         <w:pStyle w:val="Heading2"/>
@@ -9753,18 +9773,18 @@
                 <wp:inline>
                   <wp:extent cx="152400" cy="152400"/>
                   <wp:effectExtent b="0" l="0" r="0" t="0"/>
-                  <wp:docPr descr="" title="" id="104" name="Picture"/>
+                  <wp:docPr descr="" title="" id="93" name="Picture"/>
                   <a:graphic>
                     <a:graphicData uri="http://schemas.openxmlformats.org/drawingml/2006/picture">
                       <pic:pic>
                         <pic:nvPicPr>
-                          <pic:cNvPr descr="/Applications/quarto/share/formats/docx/note.png" id="105" name="Picture"/>
+                          <pic:cNvPr descr="/Applications/quarto/share/formats/docx/note.png" id="94" name="Picture"/>
                           <pic:cNvPicPr>
                             <a:picLocks noChangeArrowheads="1" noChangeAspect="1"/>
                           </pic:cNvPicPr>
                         </pic:nvPicPr>
                         <pic:blipFill>
-                          <a:blip r:embed="rId22"/>
+                          <a:blip r:embed="rId11"/>
                           <a:stretch>
                             <a:fillRect/>
                           </a:stretch>
@@ -9828,18 +9848,18 @@
                 <wp:inline>
                   <wp:extent cx="5943600" cy="3766171"/>
                   <wp:effectExtent b="0" l="0" r="0" t="0"/>
-                  <wp:docPr descr="" title="" id="107" name="Picture"/>
+                  <wp:docPr descr="" title="" id="96" name="Picture"/>
                   <a:graphic>
                     <a:graphicData uri="http://schemas.openxmlformats.org/drawingml/2006/picture">
                       <pic:pic>
                         <pic:nvPicPr>
-                          <pic:cNvPr descr="./FiguresPNG/cantorscatterplotwithline.png" id="108" name="Picture"/>
+                          <pic:cNvPr descr="./FiguresPNG/cantorscatterplotwithline.png" id="97" name="Picture"/>
                           <pic:cNvPicPr>
                             <a:picLocks noChangeArrowheads="1" noChangeAspect="1"/>
                           </pic:cNvPicPr>
                         </pic:nvPicPr>
                         <pic:blipFill>
-                          <a:blip r:embed="rId106"/>
+                          <a:blip r:embed="rId95"/>
                           <a:stretch>
                             <a:fillRect/>
                           </a:stretch>
@@ -9933,72 +9953,76 @@
               <m:r>
                 <m:t>80.35</m:t>
               </m:r>
-              <m:d>
-                <m:dPr>
-                  <m:begChr m:val="("/>
-                  <m:sepChr m:val=""/>
-                  <m:endChr m:val=")"/>
-                  <m:grow/>
-                </m:dPr>
+              <m:r>
+                <m:rPr>
+                  <m:sty m:val="p"/>
+                </m:rPr>
+                <m:t>(</m:t>
+              </m:r>
+              <m:r>
+                <m:rPr>
+                  <m:nor/>
+                  <m:sty m:val="p"/>
+                </m:rPr>
+                <m:t>price</m:t>
+              </m:r>
+              <m:r>
+                <m:rPr>
+                  <m:sty m:val="p"/>
+                </m:rPr>
+                <m:t>)</m:t>
+              </m:r>
+              <m:r>
+                <m:rPr>
+                  <m:sty m:val="p"/>
+                </m:rPr>
+                <m:t>+</m:t>
+              </m:r>
+              <m:r>
+                <m:t>459.84</m:t>
+              </m:r>
+            </m:oMath>
+            <w:r>
+              <w:t xml:space="preserve">. The model’s coefficient of determination is 0.8319, indicating that the price explains the number of sales well.</w:t>
+            </w:r>
+          </w:p>
+          <w:p>
+            <w:pPr>
+              <w:pStyle w:val="BodyText"/>
+            </w:pPr>
+            <w:pPr>
+              <w:spacing w:after="16"/>
+            </w:pPr>
+            <w:r>
+              <w:t xml:space="preserve">A Pearson correlation test indicated that the Pearson correlation coefficient is approximately -0.9121. This indicates a very strong negative relationship between the two variables. You can notice, also, that the coefficient of determination is the squared value of the Pearson correlation coefficient, as</w:t>
+            </w:r>
+            <w:r>
+              <w:t xml:space="preserve"> </w:t>
+            </w:r>
+            <m:oMath>
+              <m:r>
+                <m:rPr>
+                  <m:sty m:val="p"/>
+                </m:rPr>
+                <m:t>(</m:t>
+              </m:r>
+              <m:r>
+                <m:rPr>
+                  <m:sty m:val="p"/>
+                </m:rPr>
+                <m:t>−</m:t>
+              </m:r>
+              <m:r>
+                <m:t>0.9121</m:t>
+              </m:r>
+              <m:sSup>
                 <m:e>
                   <m:r>
                     <m:rPr>
-                      <m:nor/>
                       <m:sty m:val="p"/>
                     </m:rPr>
-                    <m:t>price</m:t>
+                    <m:t>)</m:t>
                   </m:r>
-                </m:e>
-              </m:d>
-              <m:r>
-                <m:rPr>
-                  <m:sty m:val="p"/>
-                </m:rPr>
-                <m:t>+</m:t>
-              </m:r>
-              <m:r>
-                <m:t>459.84</m:t>
-              </m:r>
-            </m:oMath>
-            <w:r>
-              <w:t xml:space="preserve">. The model’s coefficient of determination is 0.8319, indicating that the price explains the number of sales well.</w:t>
-            </w:r>
-          </w:p>
-          <w:p>
-            <w:pPr>
-              <w:pStyle w:val="BodyText"/>
-            </w:pPr>
-            <w:pPr>
-              <w:spacing w:after="16"/>
-            </w:pPr>
-            <w:r>
-              <w:t xml:space="preserve">A Pearson correlation test indicated that the Pearson correlation coefficient is approximately -0.9121. This indicates a very strong negative relationship between the two variables. You can notice, also, that the coefficient of determination is the squared value of the Pearson correlation coefficient, as</w:t>
-            </w:r>
-            <w:r>
-              <w:t xml:space="preserve"> </w:t>
-            </w:r>
-            <m:oMath>
-              <m:sSup>
-                <m:e>
-                  <m:d>
-                    <m:dPr>
-                      <m:begChr m:val="("/>
-                      <m:sepChr m:val=""/>
-                      <m:endChr m:val=")"/>
-                      <m:grow/>
-                    </m:dPr>
-                    <m:e>
-                      <m:r>
-                        <m:rPr>
-                          <m:sty m:val="p"/>
-                        </m:rPr>
-                        <m:t>−</m:t>
-                      </m:r>
-                      <m:r>
-                        <m:t>0.9121</m:t>
-                      </m:r>
-                    </m:e>
-                  </m:d>
                 </m:e>
                 <m:sup>
                   <m:r>
@@ -10072,18 +10096,18 @@
                 <wp:inline>
                   <wp:extent cx="152400" cy="152400"/>
                   <wp:effectExtent b="0" l="0" r="0" t="0"/>
-                  <wp:docPr descr="" title="" id="109" name="Picture"/>
+                  <wp:docPr descr="" title="" id="98" name="Picture"/>
                   <a:graphic>
                     <a:graphicData uri="http://schemas.openxmlformats.org/drawingml/2006/picture">
                       <pic:pic>
                         <pic:nvPicPr>
-                          <pic:cNvPr descr="/Applications/quarto/share/formats/docx/tip.png" id="110" name="Picture"/>
+                          <pic:cNvPr descr="/Applications/quarto/share/formats/docx/tip.png" id="99" name="Picture"/>
                           <pic:cNvPicPr>
                             <a:picLocks noChangeArrowheads="1" noChangeAspect="1"/>
                           </pic:cNvPicPr>
                         </pic:nvPicPr>
                         <pic:blipFill>
-                          <a:blip r:embed="rId65"/>
+                          <a:blip r:embed="rId54"/>
                           <a:stretch>
                             <a:fillRect/>
                           </a:stretch>
@@ -10207,18 +10231,18 @@
                 <wp:inline>
                   <wp:extent cx="152400" cy="152400"/>
                   <wp:effectExtent b="0" l="0" r="0" t="0"/>
-                  <wp:docPr descr="" title="" id="111" name="Picture"/>
+                  <wp:docPr descr="" title="" id="100" name="Picture"/>
                   <a:graphic>
                     <a:graphicData uri="http://schemas.openxmlformats.org/drawingml/2006/picture">
                       <pic:pic>
                         <pic:nvPicPr>
-                          <pic:cNvPr descr="/Applications/quarto/share/formats/docx/tip.png" id="112" name="Picture"/>
+                          <pic:cNvPr descr="/Applications/quarto/share/formats/docx/tip.png" id="101" name="Picture"/>
                           <pic:cNvPicPr>
                             <a:picLocks noChangeArrowheads="1" noChangeAspect="1"/>
                           </pic:cNvPicPr>
                         </pic:nvPicPr>
                         <pic:blipFill>
-                          <a:blip r:embed="rId65"/>
+                          <a:blip r:embed="rId54"/>
                           <a:stretch>
                             <a:fillRect/>
                           </a:stretch>
@@ -10290,8 +10314,8 @@
         <w:t xml:space="preserve">For more information on regression, please read [Guide: Introduction to regression.]</w:t>
       </w:r>
     </w:p>
-    <w:bookmarkEnd w:id="113"/>
-    <w:bookmarkStart w:id="127" w:name="pmfs-pdfs-and-cdfs"/>
+    <w:bookmarkEnd w:id="102"/>
+    <w:bookmarkStart w:id="116" w:name="pmfs-pdfs-and-cdfs"/>
     <w:p>
       <w:pPr>
         <w:pStyle w:val="Heading2"/>
@@ -10367,33 +10391,35 @@
       <m:oMath>
         <m:r>
           <m:rPr>
+            <m:scr m:val="double-struck"/>
             <m:sty m:val="p"/>
-            <m:scr m:val="double-struck"/>
           </m:rPr>
           <m:t>P</m:t>
         </m:r>
-        <m:d>
-          <m:dPr>
-            <m:begChr m:val="("/>
-            <m:sepChr m:val=""/>
-            <m:endChr m:val=")"/>
-            <m:grow/>
-          </m:dPr>
-          <m:e>
-            <m:r>
-              <m:t>X</m:t>
-            </m:r>
-            <m:r>
-              <m:rPr>
-                <m:sty m:val="p"/>
-              </m:rPr>
-              <m:t>=</m:t>
-            </m:r>
-            <m:r>
-              <m:t>x</m:t>
-            </m:r>
-          </m:e>
-        </m:d>
+        <m:r>
+          <m:rPr>
+            <m:sty m:val="p"/>
+          </m:rPr>
+          <m:t>(</m:t>
+        </m:r>
+        <m:r>
+          <m:t>X</m:t>
+        </m:r>
+        <m:r>
+          <m:rPr>
+            <m:sty m:val="p"/>
+          </m:rPr>
+          <m:t>=</m:t>
+        </m:r>
+        <m:r>
+          <m:t>x</m:t>
+        </m:r>
+        <m:r>
+          <m:rPr>
+            <m:sty m:val="p"/>
+          </m:rPr>
+          <m:t>)</m:t>
+        </m:r>
       </m:oMath>
       <w:r>
         <w:t xml:space="preserve">.</w:t>
@@ -10439,18 +10465,18 @@
                 <wp:inline>
                   <wp:extent cx="152400" cy="152400"/>
                   <wp:effectExtent b="0" l="0" r="0" t="0"/>
-                  <wp:docPr descr="" title="" id="114" name="Picture"/>
+                  <wp:docPr descr="" title="" id="103" name="Picture"/>
                   <a:graphic>
                     <a:graphicData uri="http://schemas.openxmlformats.org/drawingml/2006/picture">
                       <pic:pic>
                         <pic:nvPicPr>
-                          <pic:cNvPr descr="/Applications/quarto/share/formats/docx/note.png" id="115" name="Picture"/>
+                          <pic:cNvPr descr="/Applications/quarto/share/formats/docx/note.png" id="104" name="Picture"/>
                           <pic:cNvPicPr>
                             <a:picLocks noChangeArrowheads="1" noChangeAspect="1"/>
                           </pic:cNvPicPr>
                         </pic:nvPicPr>
                         <pic:blipFill>
-                          <a:blip r:embed="rId22"/>
+                          <a:blip r:embed="rId11"/>
                           <a:stretch>
                             <a:fillRect/>
                           </a:stretch>
@@ -10524,19 +10550,21 @@
                 </m:rPr>
                 <m:t>Pois</m:t>
               </m:r>
-              <m:d>
-                <m:dPr>
-                  <m:begChr m:val="("/>
-                  <m:sepChr m:val=""/>
-                  <m:endChr m:val=")"/>
-                  <m:grow/>
-                </m:dPr>
-                <m:e>
-                  <m:r>
-                    <m:t>20</m:t>
-                  </m:r>
-                </m:e>
-              </m:d>
+              <m:r>
+                <m:rPr>
+                  <m:sty m:val="p"/>
+                </m:rPr>
+                <m:t>(</m:t>
+              </m:r>
+              <m:r>
+                <m:t>20</m:t>
+              </m:r>
+              <m:r>
+                <m:rPr>
+                  <m:sty m:val="p"/>
+                </m:rPr>
+                <m:t>)</m:t>
+              </m:r>
             </m:oMath>
             <w:r>
               <w:t xml:space="preserve">.</w:t>
@@ -10558,33 +10586,35 @@
             <m:oMath>
               <m:r>
                 <m:rPr>
-                  <m:sty m:val="p"/>
                   <m:scr m:val="double-struck"/>
+                  <m:sty m:val="p"/>
                 </m:rPr>
                 <m:t>P</m:t>
               </m:r>
-              <m:d>
-                <m:dPr>
-                  <m:begChr m:val="("/>
-                  <m:sepChr m:val=""/>
-                  <m:endChr m:val=")"/>
-                  <m:grow/>
-                </m:dPr>
-                <m:e>
-                  <m:r>
-                    <m:t>X</m:t>
-                  </m:r>
-                  <m:r>
-                    <m:rPr>
-                      <m:sty m:val="p"/>
-                    </m:rPr>
-                    <m:t>=</m:t>
-                  </m:r>
-                  <m:r>
-                    <m:t>15</m:t>
-                  </m:r>
-                </m:e>
-              </m:d>
+              <m:r>
+                <m:rPr>
+                  <m:sty m:val="p"/>
+                </m:rPr>
+                <m:t>(</m:t>
+              </m:r>
+              <m:r>
+                <m:t>X</m:t>
+              </m:r>
+              <m:r>
+                <m:rPr>
+                  <m:sty m:val="p"/>
+                </m:rPr>
+                <m:t>=</m:t>
+              </m:r>
+              <m:r>
+                <m:t>15</m:t>
+              </m:r>
+              <m:r>
+                <m:rPr>
+                  <m:sty m:val="p"/>
+                </m:rPr>
+                <m:t>)</m:t>
+              </m:r>
             </m:oMath>
             <w:r>
               <w:t xml:space="preserve">, approximately resulting in a probability of 0.052.</w:t>
@@ -10649,42 +10679,44 @@
       <m:oMath>
         <m:r>
           <m:rPr>
+            <m:scr m:val="double-struck"/>
             <m:sty m:val="p"/>
-            <m:scr m:val="double-struck"/>
           </m:rPr>
           <m:t>P</m:t>
         </m:r>
-        <m:d>
-          <m:dPr>
-            <m:begChr m:val="("/>
-            <m:sepChr m:val=""/>
-            <m:endChr m:val=")"/>
-            <m:grow/>
-          </m:dPr>
-          <m:e>
-            <m:r>
-              <m:t>a</m:t>
-            </m:r>
-            <m:r>
-              <m:rPr>
-                <m:sty m:val="p"/>
-              </m:rPr>
-              <m:t>≤</m:t>
-            </m:r>
-            <m:r>
-              <m:t>X</m:t>
-            </m:r>
-            <m:r>
-              <m:rPr>
-                <m:sty m:val="p"/>
-              </m:rPr>
-              <m:t>≤</m:t>
-            </m:r>
-            <m:r>
-              <m:t>b</m:t>
-            </m:r>
-          </m:e>
-        </m:d>
+        <m:r>
+          <m:rPr>
+            <m:sty m:val="p"/>
+          </m:rPr>
+          <m:t>(</m:t>
+        </m:r>
+        <m:r>
+          <m:t>a</m:t>
+        </m:r>
+        <m:r>
+          <m:rPr>
+            <m:sty m:val="p"/>
+          </m:rPr>
+          <m:t>≤</m:t>
+        </m:r>
+        <m:r>
+          <m:t>X</m:t>
+        </m:r>
+        <m:r>
+          <m:rPr>
+            <m:sty m:val="p"/>
+          </m:rPr>
+          <m:t>≤</m:t>
+        </m:r>
+        <m:r>
+          <m:t>b</m:t>
+        </m:r>
+        <m:r>
+          <m:rPr>
+            <m:sty m:val="p"/>
+          </m:rPr>
+          <m:t>)</m:t>
+        </m:r>
       </m:oMath>
       <w:r>
         <w:t xml:space="preserve">, where</w:t>
@@ -10758,18 +10790,18 @@
                 <wp:inline>
                   <wp:extent cx="152400" cy="152400"/>
                   <wp:effectExtent b="0" l="0" r="0" t="0"/>
-                  <wp:docPr descr="" title="" id="116" name="Picture"/>
+                  <wp:docPr descr="" title="" id="105" name="Picture"/>
                   <a:graphic>
                     <a:graphicData uri="http://schemas.openxmlformats.org/drawingml/2006/picture">
                       <pic:pic>
                         <pic:nvPicPr>
-                          <pic:cNvPr descr="/Applications/quarto/share/formats/docx/note.png" id="117" name="Picture"/>
+                          <pic:cNvPr descr="/Applications/quarto/share/formats/docx/note.png" id="106" name="Picture"/>
                           <pic:cNvPicPr>
                             <a:picLocks noChangeArrowheads="1" noChangeAspect="1"/>
                           </pic:cNvPicPr>
                         </pic:nvPicPr>
                         <pic:blipFill>
-                          <a:blip r:embed="rId22"/>
+                          <a:blip r:embed="rId11"/>
                           <a:stretch>
                             <a:fillRect/>
                           </a:stretch>
@@ -10839,28 +10871,30 @@
               <m:r>
                 <m:t>N</m:t>
               </m:r>
-              <m:d>
-                <m:dPr>
-                  <m:begChr m:val="("/>
-                  <m:sepChr m:val=""/>
-                  <m:endChr m:val=")"/>
-                  <m:grow/>
-                </m:dPr>
-                <m:e>
-                  <m:r>
-                    <m:t>5.6</m:t>
-                  </m:r>
-                  <m:r>
-                    <m:rPr>
-                      <m:sty m:val="p"/>
-                    </m:rPr>
-                    <m:t>,</m:t>
-                  </m:r>
-                  <m:r>
-                    <m:t>1.44</m:t>
-                  </m:r>
-                </m:e>
-              </m:d>
+              <m:r>
+                <m:rPr>
+                  <m:sty m:val="p"/>
+                </m:rPr>
+                <m:t>(</m:t>
+              </m:r>
+              <m:r>
+                <m:t>5.6</m:t>
+              </m:r>
+              <m:r>
+                <m:rPr>
+                  <m:sty m:val="p"/>
+                </m:rPr>
+                <m:t>,</m:t>
+              </m:r>
+              <m:r>
+                <m:t>1.44</m:t>
+              </m:r>
+              <m:r>
+                <m:rPr>
+                  <m:sty m:val="p"/>
+                </m:rPr>
+                <m:t>)</m:t>
+              </m:r>
             </m:oMath>
             <w:r>
               <w:t xml:space="preserve">.</w:t>
@@ -10882,42 +10916,44 @@
             <m:oMath>
               <m:r>
                 <m:rPr>
-                  <m:sty m:val="p"/>
                   <m:scr m:val="double-struck"/>
+                  <m:sty m:val="p"/>
                 </m:rPr>
                 <m:t>P</m:t>
               </m:r>
-              <m:d>
-                <m:dPr>
-                  <m:begChr m:val="("/>
-                  <m:sepChr m:val=""/>
-                  <m:endChr m:val=")"/>
-                  <m:grow/>
-                </m:dPr>
-                <m:e>
-                  <m:r>
-                    <m:t>3</m:t>
-                  </m:r>
-                  <m:r>
-                    <m:rPr>
-                      <m:sty m:val="p"/>
-                    </m:rPr>
-                    <m:t>≤</m:t>
-                  </m:r>
-                  <m:r>
-                    <m:t>X</m:t>
-                  </m:r>
-                  <m:r>
-                    <m:rPr>
-                      <m:sty m:val="p"/>
-                    </m:rPr>
-                    <m:t>≤</m:t>
-                  </m:r>
-                  <m:r>
-                    <m:t>5</m:t>
-                  </m:r>
-                </m:e>
-              </m:d>
+              <m:r>
+                <m:rPr>
+                  <m:sty m:val="p"/>
+                </m:rPr>
+                <m:t>(</m:t>
+              </m:r>
+              <m:r>
+                <m:t>3</m:t>
+              </m:r>
+              <m:r>
+                <m:rPr>
+                  <m:sty m:val="p"/>
+                </m:rPr>
+                <m:t>≤</m:t>
+              </m:r>
+              <m:r>
+                <m:t>X</m:t>
+              </m:r>
+              <m:r>
+                <m:rPr>
+                  <m:sty m:val="p"/>
+                </m:rPr>
+                <m:t>≤</m:t>
+              </m:r>
+              <m:r>
+                <m:t>5</m:t>
+              </m:r>
+              <m:r>
+                <m:rPr>
+                  <m:sty m:val="p"/>
+                </m:rPr>
+                <m:t>)</m:t>
+              </m:r>
             </m:oMath>
             <w:r>
               <w:t xml:space="preserve">, approximately resulting in a probability of 0.29.</w:t>
@@ -10993,33 +11029,35 @@
       <m:oMath>
         <m:r>
           <m:rPr>
+            <m:scr m:val="double-struck"/>
             <m:sty m:val="p"/>
-            <m:scr m:val="double-struck"/>
           </m:rPr>
           <m:t>P</m:t>
         </m:r>
-        <m:d>
-          <m:dPr>
-            <m:begChr m:val="("/>
-            <m:sepChr m:val=""/>
-            <m:endChr m:val=")"/>
-            <m:grow/>
-          </m:dPr>
-          <m:e>
-            <m:r>
-              <m:t>X</m:t>
-            </m:r>
-            <m:r>
-              <m:rPr>
-                <m:sty m:val="p"/>
-              </m:rPr>
-              <m:t>≤</m:t>
-            </m:r>
-            <m:r>
-              <m:t>x</m:t>
-            </m:r>
-          </m:e>
-        </m:d>
+        <m:r>
+          <m:rPr>
+            <m:sty m:val="p"/>
+          </m:rPr>
+          <m:t>(</m:t>
+        </m:r>
+        <m:r>
+          <m:t>X</m:t>
+        </m:r>
+        <m:r>
+          <m:rPr>
+            <m:sty m:val="p"/>
+          </m:rPr>
+          <m:t>≤</m:t>
+        </m:r>
+        <m:r>
+          <m:t>x</m:t>
+        </m:r>
+        <m:r>
+          <m:rPr>
+            <m:sty m:val="p"/>
+          </m:rPr>
+          <m:t>)</m:t>
+        </m:r>
       </m:oMath>
       <w:r>
         <w:t xml:space="preserve">.</w:t>
@@ -11065,18 +11103,18 @@
                 <wp:inline>
                   <wp:extent cx="152400" cy="152400"/>
                   <wp:effectExtent b="0" l="0" r="0" t="0"/>
-                  <wp:docPr descr="" title="" id="118" name="Picture"/>
+                  <wp:docPr descr="" title="" id="107" name="Picture"/>
                   <a:graphic>
                     <a:graphicData uri="http://schemas.openxmlformats.org/drawingml/2006/picture">
                       <pic:pic>
                         <pic:nvPicPr>
-                          <pic:cNvPr descr="/Applications/quarto/share/formats/docx/note.png" id="119" name="Picture"/>
+                          <pic:cNvPr descr="/Applications/quarto/share/formats/docx/note.png" id="108" name="Picture"/>
                           <pic:cNvPicPr>
                             <a:picLocks noChangeArrowheads="1" noChangeAspect="1"/>
                           </pic:cNvPicPr>
                         </pic:nvPicPr>
                         <pic:blipFill>
-                          <a:blip r:embed="rId22"/>
+                          <a:blip r:embed="rId11"/>
                           <a:stretch>
                             <a:fillRect/>
                           </a:stretch>
@@ -11150,19 +11188,21 @@
                 </m:rPr>
                 <m:t>Pois</m:t>
               </m:r>
-              <m:d>
-                <m:dPr>
-                  <m:begChr m:val="("/>
-                  <m:sepChr m:val=""/>
-                  <m:endChr m:val=")"/>
-                  <m:grow/>
-                </m:dPr>
-                <m:e>
-                  <m:r>
-                    <m:t>20</m:t>
-                  </m:r>
-                </m:e>
-              </m:d>
+              <m:r>
+                <m:rPr>
+                  <m:sty m:val="p"/>
+                </m:rPr>
+                <m:t>(</m:t>
+              </m:r>
+              <m:r>
+                <m:t>20</m:t>
+              </m:r>
+              <m:r>
+                <m:rPr>
+                  <m:sty m:val="p"/>
+                </m:rPr>
+                <m:t>)</m:t>
+              </m:r>
             </m:oMath>
             <w:r>
               <w:t xml:space="preserve">.</w:t>
@@ -11184,33 +11224,35 @@
             <m:oMath>
               <m:r>
                 <m:rPr>
-                  <m:sty m:val="p"/>
                   <m:scr m:val="double-struck"/>
+                  <m:sty m:val="p"/>
                 </m:rPr>
                 <m:t>P</m:t>
               </m:r>
-              <m:d>
-                <m:dPr>
-                  <m:begChr m:val="("/>
-                  <m:sepChr m:val=""/>
-                  <m:endChr m:val=")"/>
-                  <m:grow/>
-                </m:dPr>
-                <m:e>
-                  <m:r>
-                    <m:t>X</m:t>
-                  </m:r>
-                  <m:r>
-                    <m:rPr>
-                      <m:sty m:val="p"/>
-                    </m:rPr>
-                    <m:t>=</m:t>
-                  </m:r>
-                  <m:r>
-                    <m:t>15</m:t>
-                  </m:r>
-                </m:e>
-              </m:d>
+              <m:r>
+                <m:rPr>
+                  <m:sty m:val="p"/>
+                </m:rPr>
+                <m:t>(</m:t>
+              </m:r>
+              <m:r>
+                <m:t>X</m:t>
+              </m:r>
+              <m:r>
+                <m:rPr>
+                  <m:sty m:val="p"/>
+                </m:rPr>
+                <m:t>=</m:t>
+              </m:r>
+              <m:r>
+                <m:t>15</m:t>
+              </m:r>
+              <m:r>
+                <m:rPr>
+                  <m:sty m:val="p"/>
+                </m:rPr>
+                <m:t>)</m:t>
+              </m:r>
             </m:oMath>
             <w:r>
               <w:t xml:space="preserve">, approximately resulting in a probability of 0.16.</w:t>
@@ -11267,18 +11309,18 @@
                 <wp:inline>
                   <wp:extent cx="152400" cy="152400"/>
                   <wp:effectExtent b="0" l="0" r="0" t="0"/>
-                  <wp:docPr descr="" title="" id="120" name="Picture"/>
+                  <wp:docPr descr="" title="" id="109" name="Picture"/>
                   <a:graphic>
                     <a:graphicData uri="http://schemas.openxmlformats.org/drawingml/2006/picture">
                       <pic:pic>
                         <pic:nvPicPr>
-                          <pic:cNvPr descr="/Applications/quarto/share/formats/docx/note.png" id="121" name="Picture"/>
+                          <pic:cNvPr descr="/Applications/quarto/share/formats/docx/note.png" id="110" name="Picture"/>
                           <pic:cNvPicPr>
                             <a:picLocks noChangeArrowheads="1" noChangeAspect="1"/>
                           </pic:cNvPicPr>
                         </pic:nvPicPr>
                         <pic:blipFill>
-                          <a:blip r:embed="rId22"/>
+                          <a:blip r:embed="rId11"/>
                           <a:stretch>
                             <a:fillRect/>
                           </a:stretch>
@@ -11348,28 +11390,30 @@
               <m:r>
                 <m:t>N</m:t>
               </m:r>
-              <m:d>
-                <m:dPr>
-                  <m:begChr m:val="("/>
-                  <m:sepChr m:val=""/>
-                  <m:endChr m:val=")"/>
-                  <m:grow/>
-                </m:dPr>
-                <m:e>
-                  <m:r>
-                    <m:t>5.6</m:t>
-                  </m:r>
-                  <m:r>
-                    <m:rPr>
-                      <m:sty m:val="p"/>
-                    </m:rPr>
-                    <m:t>,</m:t>
-                  </m:r>
-                  <m:r>
-                    <m:t>1.44</m:t>
-                  </m:r>
-                </m:e>
-              </m:d>
+              <m:r>
+                <m:rPr>
+                  <m:sty m:val="p"/>
+                </m:rPr>
+                <m:t>(</m:t>
+              </m:r>
+              <m:r>
+                <m:t>5.6</m:t>
+              </m:r>
+              <m:r>
+                <m:rPr>
+                  <m:sty m:val="p"/>
+                </m:rPr>
+                <m:t>,</m:t>
+              </m:r>
+              <m:r>
+                <m:t>1.44</m:t>
+              </m:r>
+              <m:r>
+                <m:rPr>
+                  <m:sty m:val="p"/>
+                </m:rPr>
+                <m:t>)</m:t>
+              </m:r>
             </m:oMath>
             <w:r>
               <w:t xml:space="preserve">.</w:t>
@@ -11391,33 +11435,35 @@
             <m:oMath>
               <m:r>
                 <m:rPr>
-                  <m:sty m:val="p"/>
                   <m:scr m:val="double-struck"/>
+                  <m:sty m:val="p"/>
                 </m:rPr>
                 <m:t>P</m:t>
               </m:r>
-              <m:d>
-                <m:dPr>
-                  <m:begChr m:val="("/>
-                  <m:sepChr m:val=""/>
-                  <m:endChr m:val=")"/>
-                  <m:grow/>
-                </m:dPr>
-                <m:e>
-                  <m:r>
-                    <m:t>X</m:t>
-                  </m:r>
-                  <m:r>
-                    <m:rPr>
-                      <m:sty m:val="p"/>
-                    </m:rPr>
-                    <m:t>≤</m:t>
-                  </m:r>
-                  <m:r>
-                    <m:t>5</m:t>
-                  </m:r>
-                </m:e>
-              </m:d>
+              <m:r>
+                <m:rPr>
+                  <m:sty m:val="p"/>
+                </m:rPr>
+                <m:t>(</m:t>
+              </m:r>
+              <m:r>
+                <m:t>X</m:t>
+              </m:r>
+              <m:r>
+                <m:rPr>
+                  <m:sty m:val="p"/>
+                </m:rPr>
+                <m:t>≤</m:t>
+              </m:r>
+              <m:r>
+                <m:t>5</m:t>
+              </m:r>
+              <m:r>
+                <m:rPr>
+                  <m:sty m:val="p"/>
+                </m:rPr>
+                <m:t>)</m:t>
+              </m:r>
             </m:oMath>
             <w:r>
               <w:t xml:space="preserve">, approximately resulting in a probability of 0.31.</w:t>
@@ -11475,18 +11521,18 @@
                 <wp:inline>
                   <wp:extent cx="152400" cy="152400"/>
                   <wp:effectExtent b="0" l="0" r="0" t="0"/>
-                  <wp:docPr descr="" title="" id="122" name="Picture"/>
+                  <wp:docPr descr="" title="" id="111" name="Picture"/>
                   <a:graphic>
                     <a:graphicData uri="http://schemas.openxmlformats.org/drawingml/2006/picture">
                       <pic:pic>
                         <pic:nvPicPr>
-                          <pic:cNvPr descr="/Applications/quarto/share/formats/docx/tip.png" id="123" name="Picture"/>
+                          <pic:cNvPr descr="/Applications/quarto/share/formats/docx/tip.png" id="112" name="Picture"/>
                           <pic:cNvPicPr>
                             <a:picLocks noChangeArrowheads="1" noChangeAspect="1"/>
                           </pic:cNvPicPr>
                         </pic:nvPicPr>
                         <pic:blipFill>
-                          <a:blip r:embed="rId65"/>
+                          <a:blip r:embed="rId54"/>
                           <a:stretch>
                             <a:fillRect/>
                           </a:stretch>
@@ -11551,33 +11597,20 @@
             <m:oMath>
               <m:r>
                 <m:rPr>
-                  <m:sty m:val="p"/>
                   <m:scr m:val="double-struck"/>
+                  <m:sty m:val="p"/>
                 </m:rPr>
                 <m:t>P</m:t>
               </m:r>
-              <m:d>
-                <m:dPr>
-                  <m:begChr m:val="("/>
-                  <m:sepChr m:val=""/>
-                  <m:endChr m:val=")"/>
-                  <m:grow/>
-                </m:dPr>
-                <m:e>
-                  <m:r>
-                    <m:t>X</m:t>
-                  </m:r>
-                  <m:r>
-                    <m:rPr>
-                      <m:sty m:val="p"/>
-                    </m:rPr>
-                    <m:t>=</m:t>
-                  </m:r>
-                  <m:r>
-                    <m:t>x</m:t>
-                  </m:r>
-                </m:e>
-              </m:d>
+              <m:r>
+                <m:rPr>
+                  <m:sty m:val="p"/>
+                </m:rPr>
+                <m:t>(</m:t>
+              </m:r>
+              <m:r>
+                <m:t>X</m:t>
+              </m:r>
               <m:r>
                 <m:rPr>
                   <m:sty m:val="p"/>
@@ -11585,6 +11618,21 @@
                 <m:t>=</m:t>
               </m:r>
               <m:r>
+                <m:t>x</m:t>
+              </m:r>
+              <m:r>
+                <m:rPr>
+                  <m:sty m:val="p"/>
+                </m:rPr>
+                <m:t>)</m:t>
+              </m:r>
+              <m:r>
+                <m:rPr>
+                  <m:sty m:val="p"/>
+                </m:rPr>
+                <m:t>=</m:t>
+              </m:r>
+              <m:r>
                 <m:t>0</m:t>
               </m:r>
             </m:oMath>
@@ -11597,33 +11645,35 @@
             <m:oMath>
               <m:r>
                 <m:rPr>
-                  <m:sty m:val="p"/>
                   <m:scr m:val="double-struck"/>
+                  <m:sty m:val="p"/>
                 </m:rPr>
                 <m:t>P</m:t>
               </m:r>
-              <m:d>
-                <m:dPr>
-                  <m:begChr m:val="("/>
-                  <m:sepChr m:val=""/>
-                  <m:endChr m:val=")"/>
-                  <m:grow/>
-                </m:dPr>
-                <m:e>
-                  <m:r>
-                    <m:t>X</m:t>
-                  </m:r>
-                  <m:r>
-                    <m:rPr>
-                      <m:sty m:val="p"/>
-                    </m:rPr>
-                    <m:t>≤</m:t>
-                  </m:r>
-                  <m:r>
-                    <m:t>x</m:t>
-                  </m:r>
-                </m:e>
-              </m:d>
+              <m:r>
+                <m:rPr>
+                  <m:sty m:val="p"/>
+                </m:rPr>
+                <m:t>(</m:t>
+              </m:r>
+              <m:r>
+                <m:t>X</m:t>
+              </m:r>
+              <m:r>
+                <m:rPr>
+                  <m:sty m:val="p"/>
+                </m:rPr>
+                <m:t>≤</m:t>
+              </m:r>
+              <m:r>
+                <m:t>x</m:t>
+              </m:r>
+              <m:r>
+                <m:rPr>
+                  <m:sty m:val="p"/>
+                </m:rPr>
+                <m:t>)</m:t>
+              </m:r>
               <m:r>
                 <m:rPr>
                   <m:sty m:val="p"/>
@@ -11632,33 +11682,35 @@
               </m:r>
               <m:r>
                 <m:rPr>
-                  <m:sty m:val="p"/>
                   <m:scr m:val="double-struck"/>
+                  <m:sty m:val="p"/>
                 </m:rPr>
                 <m:t>P</m:t>
               </m:r>
-              <m:d>
-                <m:dPr>
-                  <m:begChr m:val="("/>
-                  <m:sepChr m:val=""/>
-                  <m:endChr m:val=")"/>
-                  <m:grow/>
-                </m:dPr>
-                <m:e>
-                  <m:r>
-                    <m:t>X</m:t>
-                  </m:r>
-                  <m:r>
-                    <m:rPr>
-                      <m:sty m:val="p"/>
-                    </m:rPr>
-                    <m:t>&lt;</m:t>
-                  </m:r>
-                  <m:r>
-                    <m:t>x</m:t>
-                  </m:r>
-                </m:e>
-              </m:d>
+              <m:r>
+                <m:rPr>
+                  <m:sty m:val="p"/>
+                </m:rPr>
+                <m:t>(</m:t>
+              </m:r>
+              <m:r>
+                <m:t>X</m:t>
+              </m:r>
+              <m:r>
+                <m:rPr>
+                  <m:sty m:val="p"/>
+                </m:rPr>
+                <m:t>&lt;</m:t>
+              </m:r>
+              <m:r>
+                <m:t>x</m:t>
+              </m:r>
+              <m:r>
+                <m:rPr>
+                  <m:sty m:val="p"/>
+                </m:rPr>
+                <m:t>)</m:t>
+              </m:r>
             </m:oMath>
             <w:r>
               <w:t xml:space="preserve">.</w:t>
@@ -11717,18 +11769,18 @@
                 <wp:inline>
                   <wp:extent cx="152400" cy="152400"/>
                   <wp:effectExtent b="0" l="0" r="0" t="0"/>
-                  <wp:docPr descr="" title="" id="124" name="Picture"/>
+                  <wp:docPr descr="" title="" id="113" name="Picture"/>
                   <a:graphic>
                     <a:graphicData uri="http://schemas.openxmlformats.org/drawingml/2006/picture">
                       <pic:pic>
                         <pic:nvPicPr>
-                          <pic:cNvPr descr="/Applications/quarto/share/formats/docx/tip.png" id="125" name="Picture"/>
+                          <pic:cNvPr descr="/Applications/quarto/share/formats/docx/tip.png" id="114" name="Picture"/>
                           <pic:cNvPicPr>
                             <a:picLocks noChangeArrowheads="1" noChangeAspect="1"/>
                           </pic:cNvPicPr>
                         </pic:nvPicPr>
                         <pic:blipFill>
-                          <a:blip r:embed="rId65"/>
+                          <a:blip r:embed="rId54"/>
                           <a:stretch>
                             <a:fillRect/>
                           </a:stretch>
@@ -11818,33 +11870,35 @@
             <m:oMath>
               <m:r>
                 <m:rPr>
-                  <m:sty m:val="p"/>
                   <m:scr m:val="double-struck"/>
+                  <m:sty m:val="p"/>
                 </m:rPr>
                 <m:t>P</m:t>
               </m:r>
-              <m:d>
-                <m:dPr>
-                  <m:begChr m:val="("/>
-                  <m:sepChr m:val=""/>
-                  <m:endChr m:val=")"/>
-                  <m:grow/>
-                </m:dPr>
-                <m:e>
-                  <m:r>
-                    <m:t>X</m:t>
-                  </m:r>
-                  <m:r>
-                    <m:rPr>
-                      <m:sty m:val="p"/>
-                    </m:rPr>
-                    <m:t>≥</m:t>
-                  </m:r>
-                  <m:r>
-                    <m:t>x</m:t>
-                  </m:r>
-                </m:e>
-              </m:d>
+              <m:r>
+                <m:rPr>
+                  <m:sty m:val="p"/>
+                </m:rPr>
+                <m:t>(</m:t>
+              </m:r>
+              <m:r>
+                <m:t>X</m:t>
+              </m:r>
+              <m:r>
+                <m:rPr>
+                  <m:sty m:val="p"/>
+                </m:rPr>
+                <m:t>≥</m:t>
+              </m:r>
+              <m:r>
+                <m:t>x</m:t>
+              </m:r>
+              <m:r>
+                <m:rPr>
+                  <m:sty m:val="p"/>
+                </m:rPr>
+                <m:t>)</m:t>
+              </m:r>
             </m:oMath>
             <w:r>
               <w:t xml:space="preserve">. Since 1 represents the total probability of all outcomes, you can subtract the CDF result from 1 to get the desired result.</w:t>
@@ -11863,33 +11917,35 @@
             <m:oMath>
               <m:r>
                 <m:rPr>
-                  <m:sty m:val="p"/>
                   <m:scr m:val="double-struck"/>
+                  <m:sty m:val="p"/>
                 </m:rPr>
                 <m:t>P</m:t>
               </m:r>
-              <m:d>
-                <m:dPr>
-                  <m:begChr m:val="("/>
-                  <m:sepChr m:val=""/>
-                  <m:endChr m:val=")"/>
-                  <m:grow/>
-                </m:dPr>
-                <m:e>
-                  <m:r>
-                    <m:t>X</m:t>
-                  </m:r>
-                  <m:r>
-                    <m:rPr>
-                      <m:sty m:val="p"/>
-                    </m:rPr>
-                    <m:t>=</m:t>
-                  </m:r>
-                  <m:r>
-                    <m:t>x</m:t>
-                  </m:r>
-                </m:e>
-              </m:d>
+              <m:r>
+                <m:rPr>
+                  <m:sty m:val="p"/>
+                </m:rPr>
+                <m:t>(</m:t>
+              </m:r>
+              <m:r>
+                <m:t>X</m:t>
+              </m:r>
+              <m:r>
+                <m:rPr>
+                  <m:sty m:val="p"/>
+                </m:rPr>
+                <m:t>=</m:t>
+              </m:r>
+              <m:r>
+                <m:t>x</m:t>
+              </m:r>
+              <m:r>
+                <m:rPr>
+                  <m:sty m:val="p"/>
+                </m:rPr>
+                <m:t>)</m:t>
+              </m:r>
               <m:r>
                 <m:rPr>
                   <m:sty m:val="p"/>
@@ -11915,33 +11971,354 @@
               <m:oMath>
                 <m:r>
                   <m:rPr>
+                    <m:scr m:val="double-struck"/>
                     <m:sty m:val="p"/>
-                    <m:scr m:val="double-struck"/>
                   </m:rPr>
                   <m:t>P</m:t>
                 </m:r>
-                <m:d>
-                  <m:dPr>
-                    <m:begChr m:val="("/>
-                    <m:sepChr m:val=""/>
-                    <m:endChr m:val=")"/>
-                    <m:grow/>
-                  </m:dPr>
-                  <m:e>
-                    <m:r>
-                      <m:t>X</m:t>
-                    </m:r>
-                    <m:r>
-                      <m:rPr>
-                        <m:sty m:val="p"/>
-                      </m:rPr>
-                      <m:t>≥</m:t>
-                    </m:r>
-                    <m:r>
-                      <m:t>x</m:t>
-                    </m:r>
-                  </m:e>
-                </m:d>
+                <m:r>
+                  <m:rPr>
+                    <m:sty m:val="p"/>
+                  </m:rPr>
+                  <m:t>(</m:t>
+                </m:r>
+                <m:r>
+                  <m:t>X</m:t>
+                </m:r>
+                <m:r>
+                  <m:rPr>
+                    <m:sty m:val="p"/>
+                  </m:rPr>
+                  <m:t>≥</m:t>
+                </m:r>
+                <m:r>
+                  <m:t>x</m:t>
+                </m:r>
+                <m:r>
+                  <m:rPr>
+                    <m:sty m:val="p"/>
+                  </m:rPr>
+                  <m:t>)</m:t>
+                </m:r>
+                <m:r>
+                  <m:rPr>
+                    <m:sty m:val="p"/>
+                  </m:rPr>
+                  <m:t>=</m:t>
+                </m:r>
+                <m:r>
+                  <m:t>1</m:t>
+                </m:r>
+                <m:r>
+                  <m:rPr>
+                    <m:sty m:val="p"/>
+                  </m:rPr>
+                  <m:t>−</m:t>
+                </m:r>
+                <m:r>
+                  <m:rPr>
+                    <m:scr m:val="double-struck"/>
+                    <m:sty m:val="p"/>
+                  </m:rPr>
+                  <m:t>P</m:t>
+                </m:r>
+                <m:r>
+                  <m:rPr>
+                    <m:sty m:val="p"/>
+                  </m:rPr>
+                  <m:t>(</m:t>
+                </m:r>
+                <m:r>
+                  <m:t>X</m:t>
+                </m:r>
+                <m:r>
+                  <m:rPr>
+                    <m:sty m:val="p"/>
+                  </m:rPr>
+                  <m:t>&lt;</m:t>
+                </m:r>
+                <m:r>
+                  <m:t>x</m:t>
+                </m:r>
+                <m:r>
+                  <m:rPr>
+                    <m:sty m:val="p"/>
+                  </m:rPr>
+                  <m:t>)</m:t>
+                </m:r>
+                <m:r>
+                  <m:rPr>
+                    <m:sty m:val="p"/>
+                  </m:rPr>
+                  <m:t>=</m:t>
+                </m:r>
+                <m:r>
+                  <m:t>1</m:t>
+                </m:r>
+                <m:r>
+                  <m:rPr>
+                    <m:sty m:val="p"/>
+                  </m:rPr>
+                  <m:t>−</m:t>
+                </m:r>
+                <m:r>
+                  <m:rPr>
+                    <m:scr m:val="double-struck"/>
+                    <m:sty m:val="p"/>
+                  </m:rPr>
+                  <m:t>P</m:t>
+                </m:r>
+                <m:r>
+                  <m:rPr>
+                    <m:sty m:val="p"/>
+                  </m:rPr>
+                  <m:t>(</m:t>
+                </m:r>
+                <m:r>
+                  <m:t>X</m:t>
+                </m:r>
+                <m:r>
+                  <m:rPr>
+                    <m:sty m:val="p"/>
+                  </m:rPr>
+                  <m:t>≤</m:t>
+                </m:r>
+                <m:r>
+                  <m:t>x</m:t>
+                </m:r>
+                <m:r>
+                  <m:rPr>
+                    <m:sty m:val="p"/>
+                  </m:rPr>
+                  <m:t>)</m:t>
+                </m:r>
+              </m:oMath>
+            </m:oMathPara>
+          </w:p>
+          <w:p>
+            <w:pPr>
+              <w:pStyle w:val="FirstParagraph"/>
+            </w:pPr>
+            <w:r>
+              <w:t xml:space="preserve">For discrete distributions</w:t>
+            </w:r>
+            <w:r>
+              <w:t xml:space="preserve"> </w:t>
+            </w:r>
+            <m:oMath>
+              <m:r>
+                <m:rPr>
+                  <m:scr m:val="double-struck"/>
+                  <m:sty m:val="p"/>
+                </m:rPr>
+                <m:t>P</m:t>
+              </m:r>
+              <m:r>
+                <m:rPr>
+                  <m:sty m:val="p"/>
+                </m:rPr>
+                <m:t>(</m:t>
+              </m:r>
+              <m:r>
+                <m:t>X</m:t>
+              </m:r>
+              <m:r>
+                <m:rPr>
+                  <m:sty m:val="p"/>
+                </m:rPr>
+                <m:t>≤</m:t>
+              </m:r>
+              <m:r>
+                <m:t>x</m:t>
+              </m:r>
+              <m:r>
+                <m:rPr>
+                  <m:sty m:val="p"/>
+                </m:rPr>
+                <m:t>)</m:t>
+              </m:r>
+              <m:r>
+                <m:rPr>
+                  <m:sty m:val="p"/>
+                </m:rPr>
+                <m:t>−</m:t>
+              </m:r>
+              <m:r>
+                <m:rPr>
+                  <m:scr m:val="double-struck"/>
+                  <m:sty m:val="p"/>
+                </m:rPr>
+                <m:t>P</m:t>
+              </m:r>
+              <m:r>
+                <m:rPr>
+                  <m:sty m:val="p"/>
+                </m:rPr>
+                <m:t>(</m:t>
+              </m:r>
+              <m:r>
+                <m:t>X</m:t>
+              </m:r>
+              <m:r>
+                <m:rPr>
+                  <m:sty m:val="p"/>
+                </m:rPr>
+                <m:t>=</m:t>
+              </m:r>
+              <m:r>
+                <m:t>x</m:t>
+              </m:r>
+              <m:r>
+                <m:rPr>
+                  <m:sty m:val="p"/>
+                </m:rPr>
+                <m:t>)</m:t>
+              </m:r>
+              <m:r>
+                <m:rPr>
+                  <m:sty m:val="p"/>
+                </m:rPr>
+                <m:t>=</m:t>
+              </m:r>
+              <m:r>
+                <m:rPr>
+                  <m:scr m:val="double-struck"/>
+                  <m:sty m:val="p"/>
+                </m:rPr>
+                <m:t>P</m:t>
+              </m:r>
+              <m:r>
+                <m:rPr>
+                  <m:sty m:val="p"/>
+                </m:rPr>
+                <m:t>(</m:t>
+              </m:r>
+              <m:r>
+                <m:t>X</m:t>
+              </m:r>
+              <m:r>
+                <m:rPr>
+                  <m:sty m:val="p"/>
+                </m:rPr>
+                <m:t>≤</m:t>
+              </m:r>
+              <m:r>
+                <m:t>x</m:t>
+              </m:r>
+              <m:r>
+                <m:rPr>
+                  <m:sty m:val="p"/>
+                </m:rPr>
+                <m:t>−</m:t>
+              </m:r>
+              <m:r>
+                <m:t>1</m:t>
+              </m:r>
+              <m:r>
+                <m:rPr>
+                  <m:sty m:val="p"/>
+                </m:rPr>
+                <m:t>)</m:t>
+              </m:r>
+            </m:oMath>
+            <w:r>
+              <w:t xml:space="preserve">, so:</w:t>
+            </w:r>
+          </w:p>
+          <w:p>
+            <w:pPr>
+              <w:pStyle w:val="BodyText"/>
+            </w:pPr>
+            <w:pPr>
+              <w:spacing w:after="16"/>
+            </w:pPr>
+          </w:p>
+          <w:p>
+            <w:pPr>
+              <w:pStyle w:val="BodyText"/>
+            </w:pPr>
+            <m:oMathPara>
+              <m:oMathParaPr>
+                <m:jc m:val="center"/>
+              </m:oMathParaPr>
+              <m:oMath>
+                <m:r>
+                  <m:rPr>
+                    <m:scr m:val="double-struck"/>
+                    <m:sty m:val="p"/>
+                  </m:rPr>
+                  <m:t>P</m:t>
+                </m:r>
+                <m:r>
+                  <m:rPr>
+                    <m:sty m:val="p"/>
+                  </m:rPr>
+                  <m:t>(</m:t>
+                </m:r>
+                <m:r>
+                  <m:t>X</m:t>
+                </m:r>
+                <m:r>
+                  <m:rPr>
+                    <m:sty m:val="p"/>
+                  </m:rPr>
+                  <m:t>≥</m:t>
+                </m:r>
+                <m:r>
+                  <m:t>x</m:t>
+                </m:r>
+                <m:r>
+                  <m:rPr>
+                    <m:sty m:val="p"/>
+                  </m:rPr>
+                  <m:t>)</m:t>
+                </m:r>
+                <m:r>
+                  <m:rPr>
+                    <m:sty m:val="p"/>
+                  </m:rPr>
+                  <m:t>=</m:t>
+                </m:r>
+                <m:r>
+                  <m:t>1</m:t>
+                </m:r>
+                <m:r>
+                  <m:rPr>
+                    <m:sty m:val="p"/>
+                  </m:rPr>
+                  <m:t>−</m:t>
+                </m:r>
+                <m:r>
+                  <m:rPr>
+                    <m:scr m:val="double-struck"/>
+                    <m:sty m:val="p"/>
+                  </m:rPr>
+                  <m:t>P</m:t>
+                </m:r>
+                <m:r>
+                  <m:rPr>
+                    <m:sty m:val="p"/>
+                  </m:rPr>
+                  <m:t>(</m:t>
+                </m:r>
+                <m:r>
+                  <m:t>X</m:t>
+                </m:r>
+                <m:r>
+                  <m:rPr>
+                    <m:sty m:val="p"/>
+                  </m:rPr>
+                  <m:t>&lt;</m:t>
+                </m:r>
+                <m:r>
+                  <m:t>x</m:t>
+                </m:r>
+                <m:r>
+                  <m:rPr>
+                    <m:sty m:val="p"/>
+                  </m:rPr>
+                  <m:t>)</m:t>
+                </m:r>
                 <m:r>
                   <m:rPr>
                     <m:sty m:val="p"/>
@@ -11960,32 +12337,83 @@
                 <m:r>
                   <m:rPr>
                     <m:sty m:val="p"/>
+                  </m:rPr>
+                  <m:t>(</m:t>
+                </m:r>
+                <m:r>
+                  <m:rPr>
                     <m:scr m:val="double-struck"/>
+                    <m:sty m:val="p"/>
                   </m:rPr>
                   <m:t>P</m:t>
                 </m:r>
-                <m:d>
-                  <m:dPr>
-                    <m:begChr m:val="("/>
-                    <m:sepChr m:val=""/>
-                    <m:endChr m:val=")"/>
-                    <m:grow/>
-                  </m:dPr>
-                  <m:e>
-                    <m:r>
-                      <m:t>X</m:t>
-                    </m:r>
-                    <m:r>
-                      <m:rPr>
-                        <m:sty m:val="p"/>
-                      </m:rPr>
-                      <m:t>&lt;</m:t>
-                    </m:r>
-                    <m:r>
-                      <m:t>x</m:t>
-                    </m:r>
-                  </m:e>
-                </m:d>
+                <m:r>
+                  <m:rPr>
+                    <m:sty m:val="p"/>
+                  </m:rPr>
+                  <m:t>(</m:t>
+                </m:r>
+                <m:r>
+                  <m:t>X</m:t>
+                </m:r>
+                <m:r>
+                  <m:rPr>
+                    <m:sty m:val="p"/>
+                  </m:rPr>
+                  <m:t>≤</m:t>
+                </m:r>
+                <m:r>
+                  <m:t>x</m:t>
+                </m:r>
+                <m:r>
+                  <m:rPr>
+                    <m:sty m:val="p"/>
+                  </m:rPr>
+                  <m:t>)</m:t>
+                </m:r>
+                <m:r>
+                  <m:rPr>
+                    <m:sty m:val="p"/>
+                  </m:rPr>
+                  <m:t>−</m:t>
+                </m:r>
+                <m:r>
+                  <m:rPr>
+                    <m:scr m:val="double-struck"/>
+                    <m:sty m:val="p"/>
+                  </m:rPr>
+                  <m:t>P</m:t>
+                </m:r>
+                <m:r>
+                  <m:rPr>
+                    <m:sty m:val="p"/>
+                  </m:rPr>
+                  <m:t>(</m:t>
+                </m:r>
+                <m:r>
+                  <m:t>X</m:t>
+                </m:r>
+                <m:r>
+                  <m:rPr>
+                    <m:sty m:val="p"/>
+                  </m:rPr>
+                  <m:t>=</m:t>
+                </m:r>
+                <m:r>
+                  <m:t>x</m:t>
+                </m:r>
+                <m:r>
+                  <m:rPr>
+                    <m:sty m:val="p"/>
+                  </m:rPr>
+                  <m:t>)</m:t>
+                </m:r>
+                <m:r>
+                  <m:rPr>
+                    <m:sty m:val="p"/>
+                  </m:rPr>
+                  <m:t>)</m:t>
+                </m:r>
                 <m:r>
                   <m:rPr>
                     <m:sty m:val="p"/>
@@ -12003,211 +12431,34 @@
                 </m:r>
                 <m:r>
                   <m:rPr>
+                    <m:scr m:val="double-struck"/>
                     <m:sty m:val="p"/>
-                    <m:scr m:val="double-struck"/>
                   </m:rPr>
                   <m:t>P</m:t>
                 </m:r>
-                <m:d>
-                  <m:dPr>
-                    <m:begChr m:val="("/>
-                    <m:sepChr m:val=""/>
-                    <m:endChr m:val=")"/>
-                    <m:grow/>
-                  </m:dPr>
-                  <m:e>
-                    <m:r>
-                      <m:t>X</m:t>
-                    </m:r>
-                    <m:r>
-                      <m:rPr>
-                        <m:sty m:val="p"/>
-                      </m:rPr>
-                      <m:t>≤</m:t>
-                    </m:r>
-                    <m:r>
-                      <m:t>x</m:t>
-                    </m:r>
-                  </m:e>
-                </m:d>
-              </m:oMath>
-            </m:oMathPara>
-          </w:p>
-          <w:p>
-            <w:pPr>
-              <w:pStyle w:val="FirstParagraph"/>
-            </w:pPr>
-            <w:r>
-              <w:t xml:space="preserve">For discrete distributions</w:t>
-            </w:r>
-            <w:r>
-              <w:t xml:space="preserve"> </w:t>
-            </w:r>
-            <m:oMath>
-              <m:r>
-                <m:rPr>
-                  <m:sty m:val="p"/>
-                  <m:scr m:val="double-struck"/>
-                </m:rPr>
-                <m:t>P</m:t>
-              </m:r>
-              <m:d>
-                <m:dPr>
-                  <m:begChr m:val="("/>
-                  <m:sepChr m:val=""/>
-                  <m:endChr m:val=")"/>
-                  <m:grow/>
-                </m:dPr>
-                <m:e>
-                  <m:r>
-                    <m:t>X</m:t>
-                  </m:r>
-                  <m:r>
-                    <m:rPr>
-                      <m:sty m:val="p"/>
-                    </m:rPr>
-                    <m:t>≤</m:t>
-                  </m:r>
-                  <m:r>
-                    <m:t>x</m:t>
-                  </m:r>
-                </m:e>
-              </m:d>
-              <m:r>
-                <m:rPr>
-                  <m:sty m:val="p"/>
-                </m:rPr>
-                <m:t>−</m:t>
-              </m:r>
-              <m:r>
-                <m:rPr>
-                  <m:sty m:val="p"/>
-                  <m:scr m:val="double-struck"/>
-                </m:rPr>
-                <m:t>P</m:t>
-              </m:r>
-              <m:d>
-                <m:dPr>
-                  <m:begChr m:val="("/>
-                  <m:sepChr m:val=""/>
-                  <m:endChr m:val=")"/>
-                  <m:grow/>
-                </m:dPr>
-                <m:e>
-                  <m:r>
-                    <m:t>X</m:t>
-                  </m:r>
-                  <m:r>
-                    <m:rPr>
-                      <m:sty m:val="p"/>
-                    </m:rPr>
-                    <m:t>=</m:t>
-                  </m:r>
-                  <m:r>
-                    <m:t>x</m:t>
-                  </m:r>
-                </m:e>
-              </m:d>
-              <m:r>
-                <m:rPr>
-                  <m:sty m:val="p"/>
-                </m:rPr>
-                <m:t>=</m:t>
-              </m:r>
-              <m:r>
-                <m:rPr>
-                  <m:sty m:val="p"/>
-                  <m:scr m:val="double-struck"/>
-                </m:rPr>
-                <m:t>P</m:t>
-              </m:r>
-              <m:d>
-                <m:dPr>
-                  <m:begChr m:val="("/>
-                  <m:sepChr m:val=""/>
-                  <m:endChr m:val=")"/>
-                  <m:grow/>
-                </m:dPr>
-                <m:e>
-                  <m:r>
-                    <m:t>X</m:t>
-                  </m:r>
-                  <m:r>
-                    <m:rPr>
-                      <m:sty m:val="p"/>
-                    </m:rPr>
-                    <m:t>≤</m:t>
-                  </m:r>
-                  <m:r>
-                    <m:t>x</m:t>
-                  </m:r>
-                  <m:r>
-                    <m:rPr>
-                      <m:sty m:val="p"/>
-                    </m:rPr>
-                    <m:t>−</m:t>
-                  </m:r>
-                  <m:r>
-                    <m:t>1</m:t>
-                  </m:r>
-                </m:e>
-              </m:d>
-            </m:oMath>
-            <w:r>
-              <w:t xml:space="preserve">, so:</w:t>
-            </w:r>
-          </w:p>
-          <w:p>
-            <w:pPr>
-              <w:pStyle w:val="BodyText"/>
-            </w:pPr>
-            <w:pPr>
-              <w:spacing w:after="16"/>
-            </w:pPr>
-          </w:p>
-          <w:p>
-            <w:pPr>
-              <w:pStyle w:val="BodyText"/>
-            </w:pPr>
-            <m:oMathPara>
-              <m:oMathParaPr>
-                <m:jc m:val="center"/>
-              </m:oMathParaPr>
-              <m:oMath>
-                <m:r>
-                  <m:rPr>
-                    <m:sty m:val="p"/>
-                    <m:scr m:val="double-struck"/>
-                  </m:rPr>
-                  <m:t>P</m:t>
-                </m:r>
-                <m:d>
-                  <m:dPr>
-                    <m:begChr m:val="("/>
-                    <m:sepChr m:val=""/>
-                    <m:endChr m:val=")"/>
-                    <m:grow/>
-                  </m:dPr>
-                  <m:e>
-                    <m:r>
-                      <m:t>X</m:t>
-                    </m:r>
-                    <m:r>
-                      <m:rPr>
-                        <m:sty m:val="p"/>
-                      </m:rPr>
-                      <m:t>≥</m:t>
-                    </m:r>
-                    <m:r>
-                      <m:t>x</m:t>
-                    </m:r>
-                  </m:e>
-                </m:d>
                 <m:r>
                   <m:rPr>
                     <m:sty m:val="p"/>
                   </m:rPr>
-                  <m:t>=</m:t>
+                  <m:t>(</m:t>
+                </m:r>
+                <m:r>
+                  <m:t>X</m:t>
+                </m:r>
+                <m:r>
+                  <m:rPr>
+                    <m:sty m:val="p"/>
+                  </m:rPr>
+                  <m:t>≤</m:t>
+                </m:r>
+                <m:r>
+                  <m:t>x</m:t>
+                </m:r>
+                <m:r>
+                  <m:rPr>
+                    <m:sty m:val="p"/>
+                  </m:rPr>
+                  <m:t>−</m:t>
                 </m:r>
                 <m:r>
                   <m:t>1</m:t>
@@ -12216,179 +12467,8 @@
                   <m:rPr>
                     <m:sty m:val="p"/>
                   </m:rPr>
-                  <m:t>−</m:t>
+                  <m:t>)</m:t>
                 </m:r>
-                <m:r>
-                  <m:rPr>
-                    <m:sty m:val="p"/>
-                    <m:scr m:val="double-struck"/>
-                  </m:rPr>
-                  <m:t>P</m:t>
-                </m:r>
-                <m:d>
-                  <m:dPr>
-                    <m:begChr m:val="("/>
-                    <m:sepChr m:val=""/>
-                    <m:endChr m:val=")"/>
-                    <m:grow/>
-                  </m:dPr>
-                  <m:e>
-                    <m:r>
-                      <m:t>X</m:t>
-                    </m:r>
-                    <m:r>
-                      <m:rPr>
-                        <m:sty m:val="p"/>
-                      </m:rPr>
-                      <m:t>&lt;</m:t>
-                    </m:r>
-                    <m:r>
-                      <m:t>x</m:t>
-                    </m:r>
-                  </m:e>
-                </m:d>
-                <m:r>
-                  <m:rPr>
-                    <m:sty m:val="p"/>
-                  </m:rPr>
-                  <m:t>=</m:t>
-                </m:r>
-                <m:r>
-                  <m:t>1</m:t>
-                </m:r>
-                <m:r>
-                  <m:rPr>
-                    <m:sty m:val="p"/>
-                  </m:rPr>
-                  <m:t>−</m:t>
-                </m:r>
-                <m:d>
-                  <m:dPr>
-                    <m:begChr m:val="("/>
-                    <m:sepChr m:val=""/>
-                    <m:endChr m:val=")"/>
-                    <m:grow/>
-                  </m:dPr>
-                  <m:e>
-                    <m:r>
-                      <m:rPr>
-                        <m:sty m:val="p"/>
-                        <m:scr m:val="double-struck"/>
-                      </m:rPr>
-                      <m:t>P</m:t>
-                    </m:r>
-                    <m:d>
-                      <m:dPr>
-                        <m:begChr m:val="("/>
-                        <m:sepChr m:val=""/>
-                        <m:endChr m:val=")"/>
-                        <m:grow/>
-                      </m:dPr>
-                      <m:e>
-                        <m:r>
-                          <m:t>X</m:t>
-                        </m:r>
-                        <m:r>
-                          <m:rPr>
-                            <m:sty m:val="p"/>
-                          </m:rPr>
-                          <m:t>≤</m:t>
-                        </m:r>
-                        <m:r>
-                          <m:t>x</m:t>
-                        </m:r>
-                      </m:e>
-                    </m:d>
-                    <m:r>
-                      <m:rPr>
-                        <m:sty m:val="p"/>
-                      </m:rPr>
-                      <m:t>−</m:t>
-                    </m:r>
-                    <m:r>
-                      <m:rPr>
-                        <m:sty m:val="p"/>
-                        <m:scr m:val="double-struck"/>
-                      </m:rPr>
-                      <m:t>P</m:t>
-                    </m:r>
-                    <m:d>
-                      <m:dPr>
-                        <m:begChr m:val="("/>
-                        <m:sepChr m:val=""/>
-                        <m:endChr m:val=")"/>
-                        <m:grow/>
-                      </m:dPr>
-                      <m:e>
-                        <m:r>
-                          <m:t>X</m:t>
-                        </m:r>
-                        <m:r>
-                          <m:rPr>
-                            <m:sty m:val="p"/>
-                          </m:rPr>
-                          <m:t>=</m:t>
-                        </m:r>
-                        <m:r>
-                          <m:t>x</m:t>
-                        </m:r>
-                      </m:e>
-                    </m:d>
-                  </m:e>
-                </m:d>
-                <m:r>
-                  <m:rPr>
-                    <m:sty m:val="p"/>
-                  </m:rPr>
-                  <m:t>=</m:t>
-                </m:r>
-                <m:r>
-                  <m:t>1</m:t>
-                </m:r>
-                <m:r>
-                  <m:rPr>
-                    <m:sty m:val="p"/>
-                  </m:rPr>
-                  <m:t>−</m:t>
-                </m:r>
-                <m:r>
-                  <m:rPr>
-                    <m:sty m:val="p"/>
-                    <m:scr m:val="double-struck"/>
-                  </m:rPr>
-                  <m:t>P</m:t>
-                </m:r>
-                <m:d>
-                  <m:dPr>
-                    <m:begChr m:val="("/>
-                    <m:sepChr m:val=""/>
-                    <m:endChr m:val=")"/>
-                    <m:grow/>
-                  </m:dPr>
-                  <m:e>
-                    <m:r>
-                      <m:t>X</m:t>
-                    </m:r>
-                    <m:r>
-                      <m:rPr>
-                        <m:sty m:val="p"/>
-                      </m:rPr>
-                      <m:t>≤</m:t>
-                    </m:r>
-                    <m:r>
-                      <m:t>x</m:t>
-                    </m:r>
-                    <m:r>
-                      <m:rPr>
-                        <m:sty m:val="p"/>
-                      </m:rPr>
-                      <m:t>−</m:t>
-                    </m:r>
-                    <m:r>
-                      <m:t>1</m:t>
-                    </m:r>
-                  </m:e>
-                </m:d>
               </m:oMath>
             </m:oMathPara>
           </w:p>
@@ -12406,7 +12486,7 @@
       <w:r>
         <w:t xml:space="preserve"> </w:t>
       </w:r>
-      <w:hyperlink r:id="rId126">
+      <w:hyperlink r:id="rId115">
         <w:r>
           <w:rPr>
             <w:rStyle w:val="Hyperlink"/>
@@ -12415,8 +12495,8 @@
         </w:r>
       </w:hyperlink>
     </w:p>
-    <w:bookmarkEnd w:id="127"/>
-    <w:bookmarkStart w:id="132" w:name="confidence-intervals"/>
+    <w:bookmarkEnd w:id="116"/>
+    <w:bookmarkStart w:id="121" w:name="confidence-intervals"/>
     <w:p>
       <w:pPr>
         <w:pStyle w:val="Heading2"/>
@@ -12466,18 +12546,18 @@
                 <wp:inline>
                   <wp:extent cx="152400" cy="152400"/>
                   <wp:effectExtent b="0" l="0" r="0" t="0"/>
-                  <wp:docPr descr="" title="" id="128" name="Picture"/>
+                  <wp:docPr descr="" title="" id="117" name="Picture"/>
                   <a:graphic>
                     <a:graphicData uri="http://schemas.openxmlformats.org/drawingml/2006/picture">
                       <pic:pic>
                         <pic:nvPicPr>
-                          <pic:cNvPr descr="/Applications/quarto/share/formats/docx/note.png" id="129" name="Picture"/>
+                          <pic:cNvPr descr="/Applications/quarto/share/formats/docx/note.png" id="118" name="Picture"/>
                           <pic:cNvPicPr>
                             <a:picLocks noChangeArrowheads="1" noChangeAspect="1"/>
                           </pic:cNvPicPr>
                         </pic:nvPicPr>
                         <pic:blipFill>
-                          <a:blip r:embed="rId22"/>
+                          <a:blip r:embed="rId11"/>
                           <a:stretch>
                             <a:fillRect/>
                           </a:stretch>
@@ -12755,18 +12835,18 @@
                 <wp:inline>
                   <wp:extent cx="152400" cy="152400"/>
                   <wp:effectExtent b="0" l="0" r="0" t="0"/>
-                  <wp:docPr descr="" title="" id="130" name="Picture"/>
+                  <wp:docPr descr="" title="" id="119" name="Picture"/>
                   <a:graphic>
                     <a:graphicData uri="http://schemas.openxmlformats.org/drawingml/2006/picture">
                       <pic:pic>
                         <pic:nvPicPr>
-                          <pic:cNvPr descr="/Applications/quarto/share/formats/docx/note.png" id="131" name="Picture"/>
+                          <pic:cNvPr descr="/Applications/quarto/share/formats/docx/note.png" id="120" name="Picture"/>
                           <pic:cNvPicPr>
                             <a:picLocks noChangeArrowheads="1" noChangeAspect="1"/>
                           </pic:cNvPicPr>
                         </pic:nvPicPr>
                         <pic:blipFill>
-                          <a:blip r:embed="rId22"/>
+                          <a:blip r:embed="rId11"/>
                           <a:stretch>
                             <a:fillRect/>
                           </a:stretch>
@@ -13223,9 +13303,9 @@
         <w:t xml:space="preserve">For more information on regression, please read [Guide: Introduction to confidence intervals.]</w:t>
       </w:r>
     </w:p>
-    <w:bookmarkEnd w:id="132"/>
-    <w:bookmarkEnd w:id="133"/>
-    <w:bookmarkStart w:id="134" w:name="quick-check-problems"/>
+    <w:bookmarkEnd w:id="121"/>
+    <w:bookmarkEnd w:id="122"/>
+    <w:bookmarkStart w:id="123" w:name="quick-check-problems"/>
     <w:p>
       <w:pPr>
         <w:pStyle w:val="Heading1"/>
@@ -13409,33 +13489,35 @@
       <m:oMath>
         <m:r>
           <m:rPr>
+            <m:scr m:val="double-struck"/>
             <m:sty m:val="p"/>
-            <m:scr m:val="double-struck"/>
           </m:rPr>
           <m:t>P</m:t>
         </m:r>
-        <m:d>
-          <m:dPr>
-            <m:begChr m:val="("/>
-            <m:sepChr m:val=""/>
-            <m:endChr m:val=")"/>
-            <m:grow/>
-          </m:dPr>
-          <m:e>
-            <m:r>
-              <m:t>X</m:t>
-            </m:r>
-            <m:r>
-              <m:rPr>
-                <m:sty m:val="p"/>
-              </m:rPr>
-              <m:t>≥</m:t>
-            </m:r>
-            <m:r>
-              <m:t>x</m:t>
-            </m:r>
-          </m:e>
-        </m:d>
+        <m:r>
+          <m:rPr>
+            <m:sty m:val="p"/>
+          </m:rPr>
+          <m:t>(</m:t>
+        </m:r>
+        <m:r>
+          <m:t>X</m:t>
+        </m:r>
+        <m:r>
+          <m:rPr>
+            <m:sty m:val="p"/>
+          </m:rPr>
+          <m:t>≥</m:t>
+        </m:r>
+        <m:r>
+          <m:t>x</m:t>
+        </m:r>
+        <m:r>
+          <m:rPr>
+            <m:sty m:val="p"/>
+          </m:rPr>
+          <m:t>)</m:t>
+        </m:r>
         <m:r>
           <m:rPr>
             <m:sty m:val="p"/>
@@ -13453,33 +13535,35 @@
         </m:r>
         <m:r>
           <m:rPr>
+            <m:scr m:val="double-struck"/>
             <m:sty m:val="p"/>
-            <m:scr m:val="double-struck"/>
           </m:rPr>
           <m:t>P</m:t>
         </m:r>
-        <m:d>
-          <m:dPr>
-            <m:begChr m:val="("/>
-            <m:sepChr m:val=""/>
-            <m:endChr m:val=")"/>
-            <m:grow/>
-          </m:dPr>
-          <m:e>
-            <m:r>
-              <m:t>X</m:t>
-            </m:r>
-            <m:r>
-              <m:rPr>
-                <m:sty m:val="p"/>
-              </m:rPr>
-              <m:t>≤</m:t>
-            </m:r>
-            <m:r>
-              <m:t>x</m:t>
-            </m:r>
-          </m:e>
-        </m:d>
+        <m:r>
+          <m:rPr>
+            <m:sty m:val="p"/>
+          </m:rPr>
+          <m:t>(</m:t>
+        </m:r>
+        <m:r>
+          <m:t>X</m:t>
+        </m:r>
+        <m:r>
+          <m:rPr>
+            <m:sty m:val="p"/>
+          </m:rPr>
+          <m:t>≤</m:t>
+        </m:r>
+        <m:r>
+          <m:t>x</m:t>
+        </m:r>
+        <m:r>
+          <m:rPr>
+            <m:sty m:val="p"/>
+          </m:rPr>
+          <m:t>)</m:t>
+        </m:r>
       </m:oMath>
       <w:r>
         <w:t xml:space="preserve">.</w:t>
@@ -13507,8 +13591,8 @@
         <w:t xml:space="preserve">A significant difference between the mean and median can indicate the presence of an outlier.</w:t>
       </w:r>
     </w:p>
-    <w:bookmarkEnd w:id="134"/>
-    <w:bookmarkStart w:id="138" w:name="further-reading"/>
+    <w:bookmarkEnd w:id="123"/>
+    <w:bookmarkStart w:id="127" w:name="further-reading"/>
     <w:p>
       <w:pPr>
         <w:pStyle w:val="Heading1"/>
@@ -13521,7 +13605,7 @@
       <w:pPr>
         <w:pStyle w:val="FirstParagraph"/>
       </w:pPr>
-      <w:hyperlink r:id="rId135">
+      <w:hyperlink r:id="rId124">
         <w:r>
           <w:rPr>
             <w:rStyle w:val="Hyperlink"/>
@@ -13530,7 +13614,7 @@
         </w:r>
       </w:hyperlink>
     </w:p>
-    <w:bookmarkStart w:id="137" w:name="version-history"/>
+    <w:bookmarkStart w:id="126" w:name="version-history"/>
     <w:p>
       <w:pPr>
         <w:pStyle w:val="Heading2"/>
@@ -13551,7 +13635,7 @@
       <w:pPr>
         <w:pStyle w:val="BodyText"/>
       </w:pPr>
-      <w:hyperlink r:id="rId136">
+      <w:hyperlink r:id="rId125">
         <w:r>
           <w:rPr>
             <w:rStyle w:val="Hyperlink"/>
@@ -13560,8 +13644,8 @@
         </w:r>
       </w:hyperlink>
     </w:p>
-    <w:bookmarkEnd w:id="137"/>
-    <w:bookmarkEnd w:id="138"/>
+    <w:bookmarkEnd w:id="126"/>
+    <w:bookmarkEnd w:id="127"/>
     <w:sectPr>
       <w:pgSz w:h="15840" w:w="12240"/>
       <w:pgMar w:bottom="1440" w:footer="720" w:gutter="0" w:header="720" w:left="1440" w:right="1440" w:top="1440"/>
